--- a/Quanta, Actually - SERIES/QED Course/chapters/Lesson 49 Interaction Vertices.docx
+++ b/Quanta, Actually - SERIES/QED Course/chapters/Lesson 49 Interaction Vertices.docx
@@ -17,7 +17,7 @@
         <w:jc w:val="center"/>
       </w:pPr>
       <w:r>
-        <w:t>Lesson 49 of the Complete Quantum Electrodynamics Course</w:t>
+        <w:t>Lesson 49 of Quantum, Actually, Volume 2: A QED Course</w:t>
       </w:r>
     </w:p>
     <w:p>
@@ -74,7 +74,16 @@
     </w:p>
     <w:p>
       <w:r>
-        <w:t>Lesson 45 derived the vertex factor ieγ^μ using one specific process: an incoming electron absorbing an incoming photon and leaving as an outgoing electron. That calculation used only two of the six kinds of external line QED diagrams actually need: an incoming particle and an outgoing particle, each a fermion, plus an incoming photon. This lesson fills in the remaining four, most importantly the positron legs, where a genuine subtlety appears, easy to get backwards: an incoming antiparticle is read off from ψ̄, not ψ, with a barred spinor v̄, while an outgoing antiparticle is read off from ψ itself, with an unbarred spinor v, the exact reverse of the particle assignment. Getting this right matters for every process from Lesson 54 onward that involves a positron. Expect four to six hours.</w:t>
+        <w:t>Lesson 45 derived the vertex factor ieγ</w:t>
+      </w:r>
+      <w:r>
+        <w:rPr>
+          <w:vertAlign w:val="superscript"/>
+        </w:rPr>
+        <w:t>μ</w:t>
+      </w:r>
+      <w:r>
+        <w:t xml:space="preserve"> using one specific process: an incoming electron absorbing an incoming photon and leaving as an outgoing electron. That calculation used only two of the six kinds of external line QED diagrams actually need: an incoming particle and an outgoing particle, each a fermion, plus an incoming photon. This lesson fills in the remaining four, most importantly the positron legs, where a genuine subtlety appears, easy to get backwards: an incoming antiparticle is read off from ψ̄, not ψ, with a barred spinor v̄, while an outgoing antiparticle is read off from ψ itself, with an unbarred spinor v, the exact reverse of the particle assignment. Getting this right matters for every process from Lesson 54 onward that involves a positron. Expect four to six hours.</w:t>
       </w:r>
     </w:p>
     <w:p>
@@ -90,7 +99,16 @@
         <w:pStyle w:val="ListBullet"/>
       </w:pPr>
       <w:r>
-        <w:t>State the six external-line factors: u(p) and ū(p′) for an incoming and outgoing electron, v̄(p) and v(p′) for an incoming and outgoing positron, and ε_μ(k) for an incoming or outgoing photon.</w:t>
+        <w:t>State the six external-line factors: u(p) and ū(p′) for an incoming and outgoing electron, v̄(p) and v(p′) for an incoming and outgoing positron, and ε</w:t>
+      </w:r>
+      <w:r>
+        <w:rPr>
+          <w:vertAlign w:val="subscript"/>
+        </w:rPr>
+        <w:t>μ</w:t>
+      </w:r>
+      <w:r>
+        <w:t>(k) for an incoming or outgoing photon.</w:t>
       </w:r>
     </w:p>
     <w:p>
@@ -106,7 +124,16 @@
         <w:pStyle w:val="ListBullet"/>
       </w:pPr>
       <w:r>
-        <w:t>Derive the outgoing-photon factor from the creation piece of A_μ's mode expansion.</w:t>
+        <w:t>Derive the outgoing-photon factor from the creation piece of A</w:t>
+      </w:r>
+      <w:r>
+        <w:rPr>
+          <w:vertAlign w:val="subscript"/>
+        </w:rPr>
+        <w:t>μ</w:t>
+      </w:r>
+      <w:r>
+        <w:t>'s mode expansion.</w:t>
       </w:r>
     </w:p>
     <w:p>
@@ -222,7 +249,25 @@
           </w:tcPr>
           <w:p>
             <w:r>
-              <w:t>u_s(p), ū_s(p)</w:t>
+              <w:t>u</w:t>
+            </w:r>
+            <w:r>
+              <w:rPr>
+                <w:vertAlign w:val="subscript"/>
+              </w:rPr>
+              <w:t>s</w:t>
+            </w:r>
+            <w:r>
+              <w:t>(p), ū</w:t>
+            </w:r>
+            <w:r>
+              <w:rPr>
+                <w:vertAlign w:val="subscript"/>
+              </w:rPr>
+              <w:t>s</w:t>
+            </w:r>
+            <w:r>
+              <w:t>(p)</w:t>
             </w:r>
           </w:p>
         </w:tc>
@@ -259,7 +304,25 @@
           </w:tcPr>
           <w:p>
             <w:r>
-              <w:t>v_s(p), v̄_s(p)</w:t>
+              <w:t>v</w:t>
+            </w:r>
+            <w:r>
+              <w:rPr>
+                <w:vertAlign w:val="subscript"/>
+              </w:rPr>
+              <w:t>s</w:t>
+            </w:r>
+            <w:r>
+              <w:t>(p), v̄</w:t>
+            </w:r>
+            <w:r>
+              <w:rPr>
+                <w:vertAlign w:val="subscript"/>
+              </w:rPr>
+              <w:t>s</w:t>
+            </w:r>
+            <w:r>
+              <w:t>(p)</w:t>
             </w:r>
           </w:p>
         </w:tc>
@@ -296,7 +359,16 @@
           </w:tcPr>
           <w:p>
             <w:r>
-              <w:t>ε_λ,μ(k)</w:t>
+              <w:t>ε</w:t>
+            </w:r>
+            <w:r>
+              <w:rPr>
+                <w:vertAlign w:val="subscript"/>
+              </w:rPr>
+              <w:t>λ</w:t>
+            </w:r>
+            <w:r>
+              <w:t>,μ(k)</w:t>
             </w:r>
           </w:p>
         </w:tc>
@@ -333,7 +405,13 @@
           </w:tcPr>
           <w:p>
             <w:r>
-              <w:t>p_+</w:t>
+              <w:t>p</w:t>
+            </w:r>
+            <w:r>
+              <w:rPr>
+                <w:vertAlign w:val="subscript"/>
+              </w:rPr>
+              <w:t>+</w:t>
             </w:r>
           </w:p>
         </w:tc>
@@ -375,7 +453,25 @@
     </w:p>
     <w:p>
       <w:r>
-        <w:t>Lesson 45, Section 3.3, derived the vertex factor ieγ^μ by contracting the interaction term against one specific set of external states. The derivation there isolated the vertex from the external wavefunctions specifically so that the result would not depend on which particles occupy the diagram's legs; nothing in this lesson changes ieγ^μ itself.</w:t>
+        <w:t>Lesson 45, Section 3.3, derived the vertex factor ieγ</w:t>
+      </w:r>
+      <w:r>
+        <w:rPr>
+          <w:vertAlign w:val="superscript"/>
+        </w:rPr>
+        <w:t>μ</w:t>
+      </w:r>
+      <w:r>
+        <w:t xml:space="preserve"> by contracting the interaction term against one specific set of external states. The derivation there isolated the vertex from the external wavefunctions specifically so that the result would not depend on which particles occupy the diagram's legs; nothing in this lesson changes ieγ</w:t>
+      </w:r>
+      <w:r>
+        <w:rPr>
+          <w:vertAlign w:val="superscript"/>
+        </w:rPr>
+        <w:t>μ</w:t>
+      </w:r>
+      <w:r>
+        <w:t xml:space="preserve"> itself.</w:t>
       </w:r>
     </w:p>
     <w:p>
@@ -409,7 +505,34 @@
     </w:p>
     <w:p>
       <w:r>
-        <w:t>From Lesson 45, Section 2.1, the b_s(p) term of ψ(x) contributes u_s(p)e^(−ipx) for an incoming electron of momentum p, spin s.</w:t>
+        <w:t>From Lesson 45, Section 2.1, the b</w:t>
+      </w:r>
+      <w:r>
+        <w:rPr>
+          <w:vertAlign w:val="subscript"/>
+        </w:rPr>
+        <w:t>s</w:t>
+      </w:r>
+      <w:r>
+        <w:t>(p) term of ψ(x) contributes u</w:t>
+      </w:r>
+      <w:r>
+        <w:rPr>
+          <w:vertAlign w:val="subscript"/>
+        </w:rPr>
+        <w:t>s</w:t>
+      </w:r>
+      <w:r>
+        <w:t>(p)e</w:t>
+      </w:r>
+      <w:r>
+        <w:rPr>
+          <w:vertAlign w:val="superscript"/>
+        </w:rPr>
+        <w:t>−ipx</w:t>
+      </w:r>
+      <w:r>
+        <w:t xml:space="preserve"> for an incoming electron of momentum p, spin s.</w:t>
       </w:r>
     </w:p>
     <w:p>
@@ -422,7 +545,34 @@
     </w:p>
     <w:p>
       <w:r>
-        <w:t>From Lesson 45, Section 2.2, the b_s′†(p′) term of ψ̄(x) contributes ū_s′(p′)e^(ip′x) for an outgoing electron of momentum p′, spin s′.</w:t>
+        <w:t>From Lesson 45, Section 2.2, the b</w:t>
+      </w:r>
+      <w:r>
+        <w:rPr>
+          <w:vertAlign w:val="subscript"/>
+        </w:rPr>
+        <w:t>s′†</w:t>
+      </w:r>
+      <w:r>
+        <w:t>(p′) term of ψ̄(x) contributes ū</w:t>
+      </w:r>
+      <w:r>
+        <w:rPr>
+          <w:vertAlign w:val="subscript"/>
+        </w:rPr>
+        <w:t>s′</w:t>
+      </w:r>
+      <w:r>
+        <w:t>(p′)e</w:t>
+      </w:r>
+      <w:r>
+        <w:rPr>
+          <w:vertAlign w:val="superscript"/>
+        </w:rPr>
+        <w:t>ip′x</w:t>
+      </w:r>
+      <w:r>
+        <w:t xml:space="preserve"> for an outgoing electron of momentum p′, spin s′.</w:t>
       </w:r>
     </w:p>
     <w:p>
@@ -443,7 +593,160 @@
     </w:p>
     <w:p>
       <w:r>
-        <w:t>ψ(x)=∫d³p/(2π)³(2E)^(−1/2)Σ_s[b_s(p)u_s(p)e^(−ipx)+d_s†(p)v_s(p)e^(ipx)] contains d_s†(p), an operator that creates a positron; it contains no operator that annihilates one. Conjugating term by term, ψ†(x)=∫d³p/(2π)³(2E)^(−1/2)Σ_s[b_s†(p)u_s†(p)e^(ipx)+d_s(p)v_s†(p)e^(−ipx)], and multiplying by γ⁰,</w:t>
+        <w:t>ψ(x)=∫d³p/(2π)³(2E)</w:t>
+      </w:r>
+      <w:r>
+        <w:rPr>
+          <w:vertAlign w:val="superscript"/>
+        </w:rPr>
+        <w:t>−1/2</w:t>
+      </w:r>
+      <w:r>
+        <w:t>Σ</w:t>
+      </w:r>
+      <w:r>
+        <w:rPr>
+          <w:vertAlign w:val="subscript"/>
+        </w:rPr>
+        <w:t>s</w:t>
+      </w:r>
+      <w:r>
+        <w:t>[b</w:t>
+      </w:r>
+      <w:r>
+        <w:rPr>
+          <w:vertAlign w:val="subscript"/>
+        </w:rPr>
+        <w:t>s</w:t>
+      </w:r>
+      <w:r>
+        <w:t>(p)u</w:t>
+      </w:r>
+      <w:r>
+        <w:rPr>
+          <w:vertAlign w:val="subscript"/>
+        </w:rPr>
+        <w:t>s</w:t>
+      </w:r>
+      <w:r>
+        <w:t>(p)e</w:t>
+      </w:r>
+      <w:r>
+        <w:rPr>
+          <w:vertAlign w:val="superscript"/>
+        </w:rPr>
+        <w:t>−ipx</w:t>
+      </w:r>
+      <w:r>
+        <w:t>+d</w:t>
+      </w:r>
+      <w:r>
+        <w:rPr>
+          <w:vertAlign w:val="subscript"/>
+        </w:rPr>
+        <w:t>s†</w:t>
+      </w:r>
+      <w:r>
+        <w:t>(p)v</w:t>
+      </w:r>
+      <w:r>
+        <w:rPr>
+          <w:vertAlign w:val="subscript"/>
+        </w:rPr>
+        <w:t>s</w:t>
+      </w:r>
+      <w:r>
+        <w:t>(p)e</w:t>
+      </w:r>
+      <w:r>
+        <w:rPr>
+          <w:vertAlign w:val="superscript"/>
+        </w:rPr>
+        <w:t>ipx</w:t>
+      </w:r>
+      <w:r>
+        <w:t>] contains d</w:t>
+      </w:r>
+      <w:r>
+        <w:rPr>
+          <w:vertAlign w:val="subscript"/>
+        </w:rPr>
+        <w:t>s†</w:t>
+      </w:r>
+      <w:r>
+        <w:t>(p), an operator that creates a positron; it contains no operator that annihilates one. Conjugating term by term, ψ†(x)=∫d³p/(2π)³(2E)</w:t>
+      </w:r>
+      <w:r>
+        <w:rPr>
+          <w:vertAlign w:val="superscript"/>
+        </w:rPr>
+        <w:t>−1/2</w:t>
+      </w:r>
+      <w:r>
+        <w:t>Σ</w:t>
+      </w:r>
+      <w:r>
+        <w:rPr>
+          <w:vertAlign w:val="subscript"/>
+        </w:rPr>
+        <w:t>s</w:t>
+      </w:r>
+      <w:r>
+        <w:t>[b</w:t>
+      </w:r>
+      <w:r>
+        <w:rPr>
+          <w:vertAlign w:val="subscript"/>
+        </w:rPr>
+        <w:t>s†</w:t>
+      </w:r>
+      <w:r>
+        <w:t>(p)u</w:t>
+      </w:r>
+      <w:r>
+        <w:rPr>
+          <w:vertAlign w:val="subscript"/>
+        </w:rPr>
+        <w:t>s†</w:t>
+      </w:r>
+      <w:r>
+        <w:t>(p)e</w:t>
+      </w:r>
+      <w:r>
+        <w:rPr>
+          <w:vertAlign w:val="superscript"/>
+        </w:rPr>
+        <w:t>ipx</w:t>
+      </w:r>
+      <w:r>
+        <w:t>+d</w:t>
+      </w:r>
+      <w:r>
+        <w:rPr>
+          <w:vertAlign w:val="subscript"/>
+        </w:rPr>
+        <w:t>s</w:t>
+      </w:r>
+      <w:r>
+        <w:t>(p)v</w:t>
+      </w:r>
+      <w:r>
+        <w:rPr>
+          <w:vertAlign w:val="subscript"/>
+        </w:rPr>
+        <w:t>s†</w:t>
+      </w:r>
+      <w:r>
+        <w:t>(p)e</w:t>
+      </w:r>
+      <w:r>
+        <w:rPr>
+          <w:vertAlign w:val="superscript"/>
+        </w:rPr>
+        <w:t>−ipx</w:t>
+      </w:r>
+      <w:r>
+        <w:t>], and multiplying by γ⁰,</w:t>
       </w:r>
     </w:p>
     <w:p>
@@ -724,7 +1027,16 @@
     </w:p>
     <w:p>
       <w:r>
-        <w:t>so ψ̄(x) contains d_s(p), which does annihilate a positron. The pattern is exactly the reverse of the electron case: ψ carries the electron's annihilation operator and the positron's creation operator, while ψ̄ carries the electron's creation operator and the positron's annihilation operator.</w:t>
+        <w:t>so ψ̄(x) contains d</w:t>
+      </w:r>
+      <w:r>
+        <w:rPr>
+          <w:vertAlign w:val="subscript"/>
+        </w:rPr>
+        <w:t>s</w:t>
+      </w:r>
+      <w:r>
+        <w:t>(p), which does annihilate a positron. The pattern is exactly the reverse of the electron case: ψ carries the electron's annihilation operator and the positron's creation operator, while ψ̄ carries the electron's creation operator and the positron's annihilation operator.</w:t>
       </w:r>
     </w:p>
     <w:p>
@@ -737,7 +1049,16 @@
     </w:p>
     <w:p>
       <w:r>
-        <w:t>Since only ψ̄(x)'s d_s(p) term can annihilate an incoming positron, contracting against an initial state containing a positron of momentum p, spin s, picks out</w:t>
+        <w:t>Since only ψ̄(x)'s d</w:t>
+      </w:r>
+      <w:r>
+        <w:rPr>
+          <w:vertAlign w:val="subscript"/>
+        </w:rPr>
+        <w:t>s</w:t>
+      </w:r>
+      <w:r>
+        <w:t>(p) term can annihilate an incoming positron, contracting against an initial state containing a positron of momentum p, spin s, picks out</w:t>
       </w:r>
     </w:p>
     <w:p>
@@ -798,7 +1119,16 @@
     </w:p>
     <w:p>
       <w:r>
-        <w:t>Since ψ(x)'s d_s′†(p′) term creates a positron, contracting against a final state containing a positron of momentum p′, spin s′, picks out</w:t>
+        <w:t>Since ψ(x)'s d</w:t>
+      </w:r>
+      <w:r>
+        <w:rPr>
+          <w:vertAlign w:val="subscript"/>
+        </w:rPr>
+        <w:t>s′†</w:t>
+      </w:r>
+      <w:r>
+        <w:t>(p′) term creates a positron, contracting against a final state containing a positron of momentum p′, spin s′, picks out</w:t>
       </w:r>
     </w:p>
     <w:p>
@@ -886,7 +1216,34 @@
     </w:p>
     <w:p>
       <w:r>
-        <w:t>From Lesson 45, Section 2.3, A_μ(x)'s annihilation piece contributes ε_λ,μ(k)e^(−ikx) for an incoming photon.</w:t>
+        <w:t>From Lesson 45, Section 2.3, A</w:t>
+      </w:r>
+      <w:r>
+        <w:rPr>
+          <w:vertAlign w:val="subscript"/>
+        </w:rPr>
+        <w:t>μ</w:t>
+      </w:r>
+      <w:r>
+        <w:t>(x)'s annihilation piece contributes ε</w:t>
+      </w:r>
+      <w:r>
+        <w:rPr>
+          <w:vertAlign w:val="subscript"/>
+        </w:rPr>
+        <w:t>λ</w:t>
+      </w:r>
+      <w:r>
+        <w:t>,μ(k)e</w:t>
+      </w:r>
+      <w:r>
+        <w:rPr>
+          <w:vertAlign w:val="superscript"/>
+        </w:rPr>
+        <w:t>−ikx</w:t>
+      </w:r>
+      <w:r>
+        <w:t xml:space="preserve"> for an incoming photon.</w:t>
       </w:r>
     </w:p>
     <w:p>
@@ -899,7 +1256,67 @@
     </w:p>
     <w:p>
       <w:r>
-        <w:t>The creation piece of A^i(x)'s mode expansion (Lesson 38), ∫d³k/(2π)³(2ω)^(−1/2)Σ_λε_λ^i(k)a_λ†(k)e^(ikx), contracted against a final state containing a photon of momentum k, polarization λ, contributes</w:t>
+        <w:t>The creation piece of A</w:t>
+      </w:r>
+      <w:r>
+        <w:rPr>
+          <w:vertAlign w:val="superscript"/>
+        </w:rPr>
+        <w:t>i</w:t>
+      </w:r>
+      <w:r>
+        <w:t>(x)'s mode expansion (Lesson 38), ∫d³k/(2π)³(2ω)</w:t>
+      </w:r>
+      <w:r>
+        <w:rPr>
+          <w:vertAlign w:val="superscript"/>
+        </w:rPr>
+        <w:t>−1/2</w:t>
+      </w:r>
+      <w:r>
+        <w:t>Σ</w:t>
+      </w:r>
+      <w:r>
+        <w:rPr>
+          <w:vertAlign w:val="subscript"/>
+        </w:rPr>
+        <w:t>λ</w:t>
+      </w:r>
+      <w:r>
+        <w:t>ε</w:t>
+      </w:r>
+      <w:r>
+        <w:rPr>
+          <w:vertAlign w:val="subscript"/>
+        </w:rPr>
+        <w:t>λ</w:t>
+      </w:r>
+      <w:r>
+        <w:rPr>
+          <w:vertAlign w:val="superscript"/>
+        </w:rPr>
+        <w:t>i</w:t>
+      </w:r>
+      <w:r>
+        <w:t>(k)a</w:t>
+      </w:r>
+      <w:r>
+        <w:rPr>
+          <w:vertAlign w:val="subscript"/>
+        </w:rPr>
+        <w:t>λ†</w:t>
+      </w:r>
+      <w:r>
+        <w:t>(k)e</w:t>
+      </w:r>
+      <w:r>
+        <w:rPr>
+          <w:vertAlign w:val="superscript"/>
+        </w:rPr>
+        <w:t>ikx</w:t>
+      </w:r>
+      <w:r>
+        <w:t>, contracted against a final state containing a photon of momentum k, polarization λ, contributes</w:t>
       </w:r>
     </w:p>
     <w:p>
@@ -955,7 +1372,34 @@
     </w:p>
     <w:p>
       <w:r>
-        <w:t>In a general convention, an outgoing photon's factor would be ε*_λ,μ(k), the complex conjugate of the incoming factor; this course's polarization vectors are real (Lesson 38), so ε*=ε and no distinct notation is needed, though the exponential's sign still flips between incoming (e^(−ikx)) and outgoing (e^(ikx)).</w:t>
+        <w:t>In a general convention, an outgoing photon's factor would be ε*</w:t>
+      </w:r>
+      <w:r>
+        <w:rPr>
+          <w:vertAlign w:val="subscript"/>
+        </w:rPr>
+        <w:t>λ</w:t>
+      </w:r>
+      <w:r>
+        <w:t>,μ(k), the complex conjugate of the incoming factor; this course's polarization vectors are real (Lesson 38), so ε*=ε and no distinct notation is needed, though the exponential's sign still flips between incoming (e</w:t>
+      </w:r>
+      <w:r>
+        <w:rPr>
+          <w:vertAlign w:val="superscript"/>
+        </w:rPr>
+        <w:t>−ikx</w:t>
+      </w:r>
+      <w:r>
+        <w:t>) and outgoing (e</w:t>
+      </w:r>
+      <w:r>
+        <w:rPr>
+          <w:vertAlign w:val="superscript"/>
+        </w:rPr>
+        <w:t>ikx</w:t>
+      </w:r>
+      <w:r>
+        <w:t>).</w:t>
       </w:r>
     </w:p>
     <w:p>
@@ -969,7 +1413,25 @@
     </w:p>
     <w:p>
       <w:r>
-        <w:t>Explain why the photon's incoming and outgoing factors differ only in the sign of the exponent, while the electron's incoming and outgoing factors (Sections 2.1–2.2) differ in both the exponent's sign and whether the spinor is barred. The photon field A_μ contains only one kind of ladder operator pair (a, a†), both multiplying the same real ε_λ,μ(k) (Lesson 38, following from the photon being its own antiparticle), so only the creation-versus-annihilation distinction, and hence the exponent's sign, changes; the Dirac field instead distinguishes two different particle species (electron and positron) across ψ and ψ̄, so both the exponent and which field (and hence which bar convention) is relevant change together.</w:t>
+        <w:t>Explain why the photon's incoming and outgoing factors differ only in the sign of the exponent, while the electron's incoming and outgoing factors (Sections 2.1–2.2) differ in both the exponent's sign and whether the spinor is barred. The photon field A</w:t>
+      </w:r>
+      <w:r>
+        <w:rPr>
+          <w:vertAlign w:val="subscript"/>
+        </w:rPr>
+        <w:t>μ</w:t>
+      </w:r>
+      <w:r>
+        <w:t xml:space="preserve"> contains only one kind of ladder operator pair (a, a†), both multiplying the same real ε</w:t>
+      </w:r>
+      <w:r>
+        <w:rPr>
+          <w:vertAlign w:val="subscript"/>
+        </w:rPr>
+        <w:t>λ</w:t>
+      </w:r>
+      <w:r>
+        <w:t>,μ(k) (Lesson 38, following from the photon being its own antiparticle), so only the creation-versus-annihilation distinction, and hence the exponent's sign, changes; the Dirac field instead distinguishes two different particle species (electron and positron) across ψ and ψ̄, so both the exponent and which field (and hence which bar convention) is relevant change together.</w:t>
       </w:r>
     </w:p>
     <w:p>
@@ -1078,7 +1540,16 @@
           </w:tcPr>
           <w:p>
             <w:r>
-              <w:t>u_s(p)</w:t>
+              <w:t>u</w:t>
+            </w:r>
+            <w:r>
+              <w:rPr>
+                <w:vertAlign w:val="subscript"/>
+              </w:rPr>
+              <w:t>s</w:t>
+            </w:r>
+            <w:r>
+              <w:t>(p)</w:t>
             </w:r>
           </w:p>
         </w:tc>
@@ -1116,7 +1587,16 @@
           </w:tcPr>
           <w:p>
             <w:r>
-              <w:t>ū_s′(p′)</w:t>
+              <w:t>ū</w:t>
+            </w:r>
+            <w:r>
+              <w:rPr>
+                <w:vertAlign w:val="subscript"/>
+              </w:rPr>
+              <w:t>s′</w:t>
+            </w:r>
+            <w:r>
+              <w:t>(p′)</w:t>
             </w:r>
           </w:p>
         </w:tc>
@@ -1152,7 +1632,16 @@
           </w:tcPr>
           <w:p>
             <w:r>
-              <w:t>v̄_s(p)</w:t>
+              <w:t>v̄</w:t>
+            </w:r>
+            <w:r>
+              <w:rPr>
+                <w:vertAlign w:val="subscript"/>
+              </w:rPr>
+              <w:t>s</w:t>
+            </w:r>
+            <w:r>
+              <w:t>(p)</w:t>
             </w:r>
           </w:p>
         </w:tc>
@@ -1190,7 +1679,16 @@
           </w:tcPr>
           <w:p>
             <w:r>
-              <w:t>v_s′(p′)</w:t>
+              <w:t>v</w:t>
+            </w:r>
+            <w:r>
+              <w:rPr>
+                <w:vertAlign w:val="subscript"/>
+              </w:rPr>
+              <w:t>s′</w:t>
+            </w:r>
+            <w:r>
+              <w:t>(p′)</w:t>
             </w:r>
           </w:p>
         </w:tc>
@@ -1226,7 +1724,16 @@
           </w:tcPr>
           <w:p>
             <w:r>
-              <w:t>ε_λ,μ(k)</w:t>
+              <w:t>ε</w:t>
+            </w:r>
+            <w:r>
+              <w:rPr>
+                <w:vertAlign w:val="subscript"/>
+              </w:rPr>
+              <w:t>λ</w:t>
+            </w:r>
+            <w:r>
+              <w:t>,μ(k)</w:t>
             </w:r>
           </w:p>
         </w:tc>
@@ -1264,7 +1771,16 @@
           </w:tcPr>
           <w:p>
             <w:r>
-              <w:t>ε_λ,μ(k)</w:t>
+              <w:t>ε</w:t>
+            </w:r>
+            <w:r>
+              <w:rPr>
+                <w:vertAlign w:val="subscript"/>
+              </w:rPr>
+              <w:t>λ</w:t>
+            </w:r>
+            <w:r>
+              <w:t>,μ(k)</w:t>
             </w:r>
           </w:p>
         </w:tc>
@@ -1272,6 +1788,60 @@
     </w:tbl>
     <w:p>
       <w:pPr>
+        <w:keepNext/>
+        <w:spacing w:before="160" w:after="40"/>
+        <w:jc w:val="center"/>
+      </w:pPr>
+      <w:r>
+        <w:drawing>
+          <wp:inline xmlns:a="http://schemas.openxmlformats.org/drawingml/2006/main" xmlns:pic="http://schemas.openxmlformats.org/drawingml/2006/picture">
+            <wp:extent cx="5486400" cy="1871084"/>
+            <wp:docPr id="1" name="Picture 1"/>
+            <wp:cNvGraphicFramePr>
+              <a:graphicFrameLocks noChangeAspect="1"/>
+            </wp:cNvGraphicFramePr>
+            <a:graphic>
+              <a:graphicData uri="http://schemas.openxmlformats.org/drawingml/2006/picture">
+                <pic:pic>
+                  <pic:nvPicPr>
+                    <pic:cNvPr id="0" name="L52_external.png"/>
+                    <pic:cNvPicPr/>
+                  </pic:nvPicPr>
+                  <pic:blipFill>
+                    <a:blip r:embed="rId11"/>
+                    <a:stretch>
+                      <a:fillRect/>
+                    </a:stretch>
+                  </pic:blipFill>
+                  <pic:spPr>
+                    <a:xfrm>
+                      <a:off x="0" y="0"/>
+                      <a:ext cx="5486400" cy="1871084"/>
+                    </a:xfrm>
+                    <a:prstGeom prst="rect"/>
+                  </pic:spPr>
+                </pic:pic>
+              </a:graphicData>
+            </a:graphic>
+          </wp:inline>
+        </w:drawing>
+      </w:r>
+    </w:p>
+    <w:p>
+      <w:pPr>
+        <w:spacing w:after="200"/>
+        <w:jc w:val="center"/>
+      </w:pPr>
+      <w:r>
+        <w:rPr>
+          <w:i/>
+          <w:sz w:val="19"/>
+        </w:rPr>
+        <w:t>Figure 49.1. The six external-line factors at a glance: u and ū for electrons, v̄ and v for positrons, ε and ε* for photons.</w:t>
+      </w:r>
+    </w:p>
+    <w:p>
+      <w:pPr>
         <w:pStyle w:val="Heading3"/>
       </w:pPr>
       <w:r>
@@ -1280,7 +1850,25 @@
     </w:p>
     <w:p>
       <w:r>
-        <w:t>Consider an incoming electron of momentum p, spin s, an incoming positron of momentum p_+, spin s_+, and an outgoing photon of momentum k, polarization λ, meeting at a single vertex. Following the fermion line through the vertex (incoming electron enters, incoming positron's line continues through as if it were an outgoing electron running backward, per the antiparticle reinterpretation of Lesson 23), the amplitude is built by placing the barred spinor on the left of the vertex factor and the unbarred spinor on the right:</w:t>
+        <w:t>Consider an incoming electron of momentum p, spin s, an incoming positron of momentum p</w:t>
+      </w:r>
+      <w:r>
+        <w:rPr>
+          <w:vertAlign w:val="subscript"/>
+        </w:rPr>
+        <w:t>+</w:t>
+      </w:r>
+      <w:r>
+        <w:t>, spin s</w:t>
+      </w:r>
+      <w:r>
+        <w:rPr>
+          <w:vertAlign w:val="subscript"/>
+        </w:rPr>
+        <w:t>+</w:t>
+      </w:r>
+      <w:r>
+        <w:t>, and an outgoing photon of momentum k, polarization λ, meeting at a single vertex. Following the fermion line through the vertex (incoming electron enters, incoming positron's line continues through as if it were an outgoing electron running backward, per the antiparticle reinterpretation of Lesson 23), the amplitude is built by placing the barred spinor on the left of the vertex factor and the unbarred spinor on the right:</w:t>
       </w:r>
     </w:p>
     <w:p>
@@ -1412,7 +2000,34 @@
     </w:p>
     <w:p>
       <w:r>
-        <w:t>exactly parallel in structure to Lesson 45, Section 3.3's ū(p′)γ^μu(p)ε_μ(k), with v̄(p_+) now occupying the position ū(p′) occupied there.</w:t>
+        <w:t>exactly parallel in structure to Lesson 45, Section 3.3's ū(p′)γ</w:t>
+      </w:r>
+      <w:r>
+        <w:rPr>
+          <w:vertAlign w:val="superscript"/>
+        </w:rPr>
+        <w:t>μ</w:t>
+      </w:r>
+      <w:r>
+        <w:t>u(p)ε</w:t>
+      </w:r>
+      <w:r>
+        <w:rPr>
+          <w:vertAlign w:val="subscript"/>
+        </w:rPr>
+        <w:t>μ</w:t>
+      </w:r>
+      <w:r>
+        <w:t>(k), with v̄(p</w:t>
+      </w:r>
+      <w:r>
+        <w:rPr>
+          <w:vertAlign w:val="subscript"/>
+        </w:rPr>
+        <w:t>+</w:t>
+      </w:r>
+      <w:r>
+        <w:t>) now occupying the position ū(p′) occupied there.</w:t>
       </w:r>
     </w:p>
     <w:p>
@@ -1426,7 +2041,34 @@
     </w:p>
     <w:p>
       <w:r>
-        <w:t>State the general placement rule illustrated by comparing Lesson 45's assembly with Section 5.2's. In both cases, the barred spinor, whichever specific particle it belongs to, is written to the left of the γ^μ, and the unbarred spinor to the right; this reflects the fixed matrix structure of the vertex term ψ̄γ^μψ itself, in which ψ̄ always appears to the left of γ^μ and ψ always to the right, with the specific external states attached to each simply supplying whichever leg factor, from Section 5.1's table, is relevant to that leg.</w:t>
+        <w:t>State the general placement rule illustrated by comparing Lesson 45's assembly with Section 5.2's. In both cases, the barred spinor, whichever specific particle it belongs to, is written to the left of the γ</w:t>
+      </w:r>
+      <w:r>
+        <w:rPr>
+          <w:vertAlign w:val="superscript"/>
+        </w:rPr>
+        <w:t>μ</w:t>
+      </w:r>
+      <w:r>
+        <w:t>, and the unbarred spinor to the right; this reflects the fixed matrix structure of the vertex term ψ̄γ</w:t>
+      </w:r>
+      <w:r>
+        <w:rPr>
+          <w:vertAlign w:val="superscript"/>
+        </w:rPr>
+        <w:t>μ</w:t>
+      </w:r>
+      <w:r>
+        <w:t>ψ itself, in which ψ̄ always appears to the left of γ</w:t>
+      </w:r>
+      <w:r>
+        <w:rPr>
+          <w:vertAlign w:val="superscript"/>
+        </w:rPr>
+        <w:t>μ</w:t>
+      </w:r>
+      <w:r>
+        <w:t xml:space="preserve"> and ψ always to the right, with the specific external states attached to each simply supplying whichever leg factor, from Section 5.1's table, is relevant to that leg.</w:t>
       </w:r>
     </w:p>
     <w:p>
@@ -1447,7 +2089,88 @@
     </w:p>
     <w:p>
       <w:r>
-        <w:t>The derivation of Lesson 45, Section 3, extracted ieγ^μ only after every leg-specific factor had been stripped away; nothing about that extraction referred to whether the legs involved were electrons, positrons, or photons, or whether they were incoming or outgoing. The vertex factor is a property of the interaction term ψ̄γ^μψA_μ itself, fixed once and for all, while Section 5.1's table supplies whatever is attached to each of its three legs in a specific diagram.</w:t>
+        <w:t>The derivation of Lesson 45, Section 3, extracted ieγ</w:t>
+      </w:r>
+      <w:r>
+        <w:rPr>
+          <w:vertAlign w:val="superscript"/>
+        </w:rPr>
+        <w:t>μ</w:t>
+      </w:r>
+      <w:r>
+        <w:t xml:space="preserve"> only after every leg-specific factor had been stripped away; nothing about that extraction referred to whether the legs involved were electrons, positrons, or photons, or whether they were incoming or outgoing. The vertex factor is a property of the interaction term ψ̄γ</w:t>
+      </w:r>
+      <w:r>
+        <w:rPr>
+          <w:vertAlign w:val="superscript"/>
+        </w:rPr>
+        <w:t>μ</w:t>
+      </w:r>
+      <w:r>
+        <w:t>ψA</w:t>
+      </w:r>
+      <w:r>
+        <w:rPr>
+          <w:vertAlign w:val="subscript"/>
+        </w:rPr>
+        <w:t>μ</w:t>
+      </w:r>
+      <w:r>
+        <w:t xml:space="preserve"> itself, fixed once and for all, while Section 5.1's table supplies whatever is attached to each of its three legs in a specific diagram.</w:t>
+      </w:r>
+    </w:p>
+    <w:p>
+      <w:pPr>
+        <w:keepNext/>
+        <w:spacing w:before="160" w:after="40"/>
+        <w:jc w:val="center"/>
+      </w:pPr>
+      <w:r>
+        <w:drawing>
+          <wp:inline xmlns:a="http://schemas.openxmlformats.org/drawingml/2006/main" xmlns:pic="http://schemas.openxmlformats.org/drawingml/2006/picture">
+            <wp:extent cx="5486400" cy="1687169"/>
+            <wp:docPr id="2" name="Picture 2"/>
+            <wp:cNvGraphicFramePr>
+              <a:graphicFrameLocks noChangeAspect="1"/>
+            </wp:cNvGraphicFramePr>
+            <a:graphic>
+              <a:graphicData uri="http://schemas.openxmlformats.org/drawingml/2006/picture">
+                <pic:pic>
+                  <pic:nvPicPr>
+                    <pic:cNvPr id="0" name="L49_vertices.png"/>
+                    <pic:cNvPicPr/>
+                  </pic:nvPicPr>
+                  <pic:blipFill>
+                    <a:blip r:embed="rId12"/>
+                    <a:stretch>
+                      <a:fillRect/>
+                    </a:stretch>
+                  </pic:blipFill>
+                  <pic:spPr>
+                    <a:xfrm>
+                      <a:off x="0" y="0"/>
+                      <a:ext cx="5486400" cy="1687169"/>
+                    </a:xfrm>
+                    <a:prstGeom prst="rect"/>
+                  </pic:spPr>
+                </pic:pic>
+              </a:graphicData>
+            </a:graphic>
+          </wp:inline>
+        </w:drawing>
+      </w:r>
+    </w:p>
+    <w:p>
+      <w:pPr>
+        <w:spacing w:after="200"/>
+        <w:jc w:val="center"/>
+      </w:pPr>
+      <w:r>
+        <w:rPr>
+          <w:i/>
+          <w:sz w:val="19"/>
+        </w:rPr>
+        <w:t>Figure 49.2. One vertex, several processes. Rotating the same vertex gives emission, absorption, pair creation and annihilation.</w:t>
       </w:r>
     </w:p>
     <w:p>
@@ -1737,7 +2460,16 @@
         </w:numPr>
       </w:pPr>
       <w:r>
-        <w:t>The vertex factor ieγ^μ, derived in Lesson 45, is unchanged by which specific particles occupy a diagram's legs.</w:t>
+        <w:t>The vertex factor ieγ</w:t>
+      </w:r>
+      <w:r>
+        <w:rPr>
+          <w:vertAlign w:val="superscript"/>
+        </w:rPr>
+        <w:t>μ</w:t>
+      </w:r>
+      <w:r>
+        <w:t>, derived in Lesson 45, is unchanged by which specific particles occupy a diagram's legs.</w:t>
       </w:r>
     </w:p>
     <w:p>
@@ -1773,7 +2505,25 @@
         </w:numPr>
       </w:pPr>
       <w:r>
-        <w:t>An outgoing photon's factor, ε_λ,μ(k)e^(ikx), differs from the incoming factor only in the sign of the exponent, since this course's polarization vectors are real.</w:t>
+        <w:t>An outgoing photon's factor, ε</w:t>
+      </w:r>
+      <w:r>
+        <w:rPr>
+          <w:vertAlign w:val="subscript"/>
+        </w:rPr>
+        <w:t>λ</w:t>
+      </w:r>
+      <w:r>
+        <w:t>,μ(k)e</w:t>
+      </w:r>
+      <w:r>
+        <w:rPr>
+          <w:vertAlign w:val="superscript"/>
+        </w:rPr>
+        <w:t>ikx</w:t>
+      </w:r>
+      <w:r>
+        <w:t>, differs from the incoming factor only in the sign of the exponent, since this course's polarization vectors are real.</w:t>
       </w:r>
     </w:p>
     <w:p>
@@ -1910,7 +2660,13 @@
           </w:tcPr>
           <w:p>
             <w:r>
-              <w:t>Restate, from Lesson 45, the incoming- and outgoing-electron leg factors, and explain why Lesson 45's derivation did not depend on which specific process they were used in.</w:t>
+              <w:rPr>
+                <w:b/>
+              </w:rPr>
+              <w:t>Core.</w:t>
+            </w:r>
+            <w:r>
+              <w:t xml:space="preserve"> Restate, from Lesson 45, the incoming- and outgoing-electron leg factors, and explain why Lesson 45's derivation did not depend on which specific process they were used in.</w:t>
             </w:r>
           </w:p>
         </w:tc>
@@ -1948,7 +2704,67 @@
           </w:tcPr>
           <w:p>
             <w:r>
-              <w:t>Conjugate ψ(x)'s b_s(p)u_s(p)e^(−ipx) term explicitly and show it becomes b_s†(p)u_s†(p)e^(ipx) in ψ†(x).</w:t>
+              <w:rPr>
+                <w:b/>
+              </w:rPr>
+              <w:t>Core.</w:t>
+            </w:r>
+            <w:r>
+              <w:t xml:space="preserve"> Conjugate ψ(x)'s b</w:t>
+            </w:r>
+            <w:r>
+              <w:rPr>
+                <w:vertAlign w:val="subscript"/>
+              </w:rPr>
+              <w:t>s</w:t>
+            </w:r>
+            <w:r>
+              <w:t>(p)u</w:t>
+            </w:r>
+            <w:r>
+              <w:rPr>
+                <w:vertAlign w:val="subscript"/>
+              </w:rPr>
+              <w:t>s</w:t>
+            </w:r>
+            <w:r>
+              <w:t>(p)e</w:t>
+            </w:r>
+            <w:r>
+              <w:rPr>
+                <w:vertAlign w:val="superscript"/>
+              </w:rPr>
+              <w:t>−ipx</w:t>
+            </w:r>
+            <w:r>
+              <w:t xml:space="preserve"> term explicitly and show it becomes b</w:t>
+            </w:r>
+            <w:r>
+              <w:rPr>
+                <w:vertAlign w:val="subscript"/>
+              </w:rPr>
+              <w:t>s†</w:t>
+            </w:r>
+            <w:r>
+              <w:t>(p)u</w:t>
+            </w:r>
+            <w:r>
+              <w:rPr>
+                <w:vertAlign w:val="subscript"/>
+              </w:rPr>
+              <w:t>s†</w:t>
+            </w:r>
+            <w:r>
+              <w:t>(p)e</w:t>
+            </w:r>
+            <w:r>
+              <w:rPr>
+                <w:vertAlign w:val="superscript"/>
+              </w:rPr>
+              <w:t>ipx</w:t>
+            </w:r>
+            <w:r>
+              <w:t xml:space="preserve"> in ψ†(x).</w:t>
             </w:r>
           </w:p>
         </w:tc>
@@ -1984,7 +2800,67 @@
           </w:tcPr>
           <w:p>
             <w:r>
-              <w:t>Conjugate ψ(x)'s d_s†(p)v_s(p)e^(ipx) term explicitly and show it becomes d_s(p)v_s†(p)e^(−ipx) in ψ†(x).</w:t>
+              <w:rPr>
+                <w:b/>
+              </w:rPr>
+              <w:t>Core.</w:t>
+            </w:r>
+            <w:r>
+              <w:t xml:space="preserve"> Conjugate ψ(x)'s d</w:t>
+            </w:r>
+            <w:r>
+              <w:rPr>
+                <w:vertAlign w:val="subscript"/>
+              </w:rPr>
+              <w:t>s†</w:t>
+            </w:r>
+            <w:r>
+              <w:t>(p)v</w:t>
+            </w:r>
+            <w:r>
+              <w:rPr>
+                <w:vertAlign w:val="subscript"/>
+              </w:rPr>
+              <w:t>s</w:t>
+            </w:r>
+            <w:r>
+              <w:t>(p)e</w:t>
+            </w:r>
+            <w:r>
+              <w:rPr>
+                <w:vertAlign w:val="superscript"/>
+              </w:rPr>
+              <w:t>ipx</w:t>
+            </w:r>
+            <w:r>
+              <w:t xml:space="preserve"> term explicitly and show it becomes d</w:t>
+            </w:r>
+            <w:r>
+              <w:rPr>
+                <w:vertAlign w:val="subscript"/>
+              </w:rPr>
+              <w:t>s</w:t>
+            </w:r>
+            <w:r>
+              <w:t>(p)v</w:t>
+            </w:r>
+            <w:r>
+              <w:rPr>
+                <w:vertAlign w:val="subscript"/>
+              </w:rPr>
+              <w:t>s†</w:t>
+            </w:r>
+            <w:r>
+              <w:t>(p)e</w:t>
+            </w:r>
+            <w:r>
+              <w:rPr>
+                <w:vertAlign w:val="superscript"/>
+              </w:rPr>
+              <w:t>−ipx</w:t>
+            </w:r>
+            <w:r>
+              <w:t xml:space="preserve"> in ψ†(x).</w:t>
             </w:r>
           </w:p>
         </w:tc>
@@ -2022,7 +2898,40 @@
           </w:tcPr>
           <w:p>
             <w:r>
-              <w:t>Multiply the result of Exercise 3 by γ⁰ and use v̄=v†γ⁰ to derive the d_s(p)v̄_s(p)e^(−ipx) term of ψ̄(x).</w:t>
+              <w:rPr>
+                <w:b/>
+              </w:rPr>
+              <w:t>Core.</w:t>
+            </w:r>
+            <w:r>
+              <w:t xml:space="preserve"> Multiply the result of Exercise 3 by γ⁰ and use v̄=v†γ⁰ to derive the d</w:t>
+            </w:r>
+            <w:r>
+              <w:rPr>
+                <w:vertAlign w:val="subscript"/>
+              </w:rPr>
+              <w:t>s</w:t>
+            </w:r>
+            <w:r>
+              <w:t>(p)v̄</w:t>
+            </w:r>
+            <w:r>
+              <w:rPr>
+                <w:vertAlign w:val="subscript"/>
+              </w:rPr>
+              <w:t>s</w:t>
+            </w:r>
+            <w:r>
+              <w:t>(p)e</w:t>
+            </w:r>
+            <w:r>
+              <w:rPr>
+                <w:vertAlign w:val="superscript"/>
+              </w:rPr>
+              <w:t>−ipx</w:t>
+            </w:r>
+            <w:r>
+              <w:t xml:space="preserve"> term of ψ̄(x).</w:t>
             </w:r>
           </w:p>
         </w:tc>
@@ -2058,7 +2967,13 @@
           </w:tcPr>
           <w:p>
             <w:r>
-              <w:t>Explain why this term, not any term of ψ(x), is the one responsible for annihilating an incoming positron.</w:t>
+              <w:rPr>
+                <w:b/>
+              </w:rPr>
+              <w:t>Core.</w:t>
+            </w:r>
+            <w:r>
+              <w:t xml:space="preserve"> Explain why this term, not any term of ψ(x), is the one responsible for annihilating an incoming positron.</w:t>
             </w:r>
           </w:p>
         </w:tc>
@@ -2096,7 +3011,31 @@
           </w:tcPr>
           <w:p>
             <w:r>
-              <w:t>State which term of ψ(x) is responsible for creating an outgoing positron, and its contribution v_s′(p′)e^(ip′x).</w:t>
+              <w:rPr>
+                <w:b/>
+              </w:rPr>
+              <w:t>Core.</w:t>
+            </w:r>
+            <w:r>
+              <w:t xml:space="preserve"> State which term of ψ(x) is responsible for creating an outgoing positron, and its contribution v</w:t>
+            </w:r>
+            <w:r>
+              <w:rPr>
+                <w:vertAlign w:val="subscript"/>
+              </w:rPr>
+              <w:t>s′</w:t>
+            </w:r>
+            <w:r>
+              <w:t>(p′)e</w:t>
+            </w:r>
+            <w:r>
+              <w:rPr>
+                <w:vertAlign w:val="superscript"/>
+              </w:rPr>
+              <w:t>ip′x</w:t>
+            </w:r>
+            <w:r>
+              <w:t>.</w:t>
             </w:r>
           </w:p>
         </w:tc>
@@ -2132,7 +3071,13 @@
           </w:tcPr>
           <w:p>
             <w:r>
-              <w:t>Using Worked example 1's mnemonic, explain in your own words why dagger-ing a field always swaps both creation/annihilation and particle/antiparticle roles simultaneously, never just one.</w:t>
+              <w:rPr>
+                <w:b/>
+              </w:rPr>
+              <w:t>Extension.</w:t>
+            </w:r>
+            <w:r>
+              <w:t xml:space="preserve"> Using Worked example 1's mnemonic, explain in your own words why dagger-ing a field always swaps both creation/annihilation and particle/antiparticle roles simultaneously, never just one.</w:t>
             </w:r>
           </w:p>
         </w:tc>
@@ -2170,7 +3115,40 @@
           </w:tcPr>
           <w:p>
             <w:r>
-              <w:t>Derive the outgoing-photon factor ε_λ,μ(k)e^(ikx) from the creation piece of A^i(x)'s mode expansion, paralleling Lesson 45, Section 2.3's derivation of the incoming-photon factor.</w:t>
+              <w:rPr>
+                <w:b/>
+              </w:rPr>
+              <w:t>Extension.</w:t>
+            </w:r>
+            <w:r>
+              <w:t xml:space="preserve"> Derive the outgoing-photon factor ε</w:t>
+            </w:r>
+            <w:r>
+              <w:rPr>
+                <w:vertAlign w:val="subscript"/>
+              </w:rPr>
+              <w:t>λ</w:t>
+            </w:r>
+            <w:r>
+              <w:t>,μ(k)e</w:t>
+            </w:r>
+            <w:r>
+              <w:rPr>
+                <w:vertAlign w:val="superscript"/>
+              </w:rPr>
+              <w:t>ikx</w:t>
+            </w:r>
+            <w:r>
+              <w:t xml:space="preserve"> from the creation piece of A</w:t>
+            </w:r>
+            <w:r>
+              <w:rPr>
+                <w:vertAlign w:val="superscript"/>
+              </w:rPr>
+              <w:t>i</w:t>
+            </w:r>
+            <w:r>
+              <w:t>(x)'s mode expansion, paralleling Lesson 45, Section 2.3's derivation of the incoming-photon factor.</w:t>
             </w:r>
           </w:p>
         </w:tc>
@@ -2206,7 +3184,13 @@
           </w:tcPr>
           <w:p>
             <w:r>
-              <w:t>Explain why this course's real-polarization convention (Lesson 38) means no separate notation (such as ε*) is needed to distinguish the outgoing-photon factor from the incoming one, beyond the sign of the exponent.</w:t>
+              <w:rPr>
+                <w:b/>
+              </w:rPr>
+              <w:t>Extension.</w:t>
+            </w:r>
+            <w:r>
+              <w:t xml:space="preserve"> Explain why this course's real-polarization convention (Lesson 38) means no separate notation (such as ε*) is needed to distinguish the outgoing-photon factor from the incoming one, beyond the sign of the exponent.</w:t>
             </w:r>
           </w:p>
         </w:tc>
@@ -2244,7 +3228,13 @@
           </w:tcPr>
           <w:p>
             <w:r>
-              <w:t>Write out Section 5.1's six-line table from memory, then check it against the lesson text.</w:t>
+              <w:rPr>
+                <w:b/>
+              </w:rPr>
+              <w:t>Core.</w:t>
+            </w:r>
+            <w:r>
+              <w:t xml:space="preserve"> Write out Section 5.1's six-line table from memory, then check it against the lesson text.</w:t>
             </w:r>
           </w:p>
         </w:tc>
@@ -2280,7 +3270,49 @@
           </w:tcPr>
           <w:p>
             <w:r>
-              <w:t>For the process e⁻(p)+e⁺(p_+)→γ(k) at a single vertex, identify which of the six factors attaches to each of the three legs, and assemble the amplitude ie v̄(p_+)γ^μu(p)ε_μ(k).</w:t>
+              <w:rPr>
+                <w:b/>
+              </w:rPr>
+              <w:t>Core.</w:t>
+            </w:r>
+            <w:r>
+              <w:t xml:space="preserve"> For the process e⁻(p)+e⁺(p</w:t>
+            </w:r>
+            <w:r>
+              <w:rPr>
+                <w:vertAlign w:val="subscript"/>
+              </w:rPr>
+              <w:t>+</w:t>
+            </w:r>
+            <w:r>
+              <w:t>)→γ(k) at a single vertex, identify which of the six factors attaches to each of the three legs, and assemble the amplitude ie v̄(p</w:t>
+            </w:r>
+            <w:r>
+              <w:rPr>
+                <w:vertAlign w:val="subscript"/>
+              </w:rPr>
+              <w:t>+</w:t>
+            </w:r>
+            <w:r>
+              <w:t>)γ</w:t>
+            </w:r>
+            <w:r>
+              <w:rPr>
+                <w:vertAlign w:val="superscript"/>
+              </w:rPr>
+              <w:t>μ</w:t>
+            </w:r>
+            <w:r>
+              <w:t>u(p)ε</w:t>
+            </w:r>
+            <w:r>
+              <w:rPr>
+                <w:vertAlign w:val="subscript"/>
+              </w:rPr>
+              <w:t>μ</w:t>
+            </w:r>
+            <w:r>
+              <w:t>(k).</w:t>
             </w:r>
           </w:p>
         </w:tc>
@@ -2318,7 +3350,40 @@
           </w:tcPr>
           <w:p>
             <w:r>
-              <w:t>Verify the general placement rule (barred spinor left, unbarred spinor right) holds for both Lesson 45's ū(p′)γ^μu(p) and this lesson's v̄(p_+)γ^μu(p), and state the rule in one sentence.</w:t>
+              <w:rPr>
+                <w:b/>
+              </w:rPr>
+              <w:t>Extension.</w:t>
+            </w:r>
+            <w:r>
+              <w:t xml:space="preserve"> Verify the general placement rule (barred spinor left, unbarred spinor right) holds for both Lesson 45's ū(p′)γ</w:t>
+            </w:r>
+            <w:r>
+              <w:rPr>
+                <w:vertAlign w:val="superscript"/>
+              </w:rPr>
+              <w:t>μ</w:t>
+            </w:r>
+            <w:r>
+              <w:t>u(p) and this lesson's v̄(p</w:t>
+            </w:r>
+            <w:r>
+              <w:rPr>
+                <w:vertAlign w:val="subscript"/>
+              </w:rPr>
+              <w:t>+</w:t>
+            </w:r>
+            <w:r>
+              <w:t>)γ</w:t>
+            </w:r>
+            <w:r>
+              <w:rPr>
+                <w:vertAlign w:val="superscript"/>
+              </w:rPr>
+              <w:t>μ</w:t>
+            </w:r>
+            <w:r>
+              <w:t>u(p), and state the rule in one sentence.</w:t>
             </w:r>
           </w:p>
         </w:tc>
@@ -2354,7 +3419,58 @@
           </w:tcPr>
           <w:p>
             <w:r>
-              <w:t>Show that e⁻(p)+e⁺(p_+)→γ(k) cannot conserve momentum for on-shell particles at a single vertex, by squaring p+p_+=k and showing this requires p·p_+=−m², while p·p_+≥m² always holds for two on-shell, positive-energy four-momenta of mass m (evaluate p·p_+ in the rest frame of the electron to establish the inequality).</w:t>
+              <w:rPr>
+                <w:b/>
+              </w:rPr>
+              <w:t>Extension.</w:t>
+            </w:r>
+            <w:r>
+              <w:t xml:space="preserve"> Show that e⁻(p)+e⁺(p</w:t>
+            </w:r>
+            <w:r>
+              <w:rPr>
+                <w:vertAlign w:val="subscript"/>
+              </w:rPr>
+              <w:t>+</w:t>
+            </w:r>
+            <w:r>
+              <w:t>)→γ(k) cannot conserve momentum for on-shell particles at a single vertex, by squaring p+p</w:t>
+            </w:r>
+            <w:r>
+              <w:rPr>
+                <w:vertAlign w:val="subscript"/>
+              </w:rPr>
+              <w:t>+</w:t>
+            </w:r>
+            <w:r>
+              <w:t>=k and showing this requires p·p</w:t>
+            </w:r>
+            <w:r>
+              <w:rPr>
+                <w:vertAlign w:val="subscript"/>
+              </w:rPr>
+              <w:t>+</w:t>
+            </w:r>
+            <w:r>
+              <w:t>=−m², while p·p</w:t>
+            </w:r>
+            <w:r>
+              <w:rPr>
+                <w:vertAlign w:val="subscript"/>
+              </w:rPr>
+              <w:t>+</w:t>
+            </w:r>
+            <w:r>
+              <w:t>≥m² always holds for two on-shell, positive-energy four-momenta of mass m (evaluate p·p</w:t>
+            </w:r>
+            <w:r>
+              <w:rPr>
+                <w:vertAlign w:val="subscript"/>
+              </w:rPr>
+              <w:t>+</w:t>
+            </w:r>
+            <w:r>
+              <w:t xml:space="preserve"> in the rest frame of the electron to establish the inequality).</w:t>
             </w:r>
           </w:p>
         </w:tc>
@@ -2392,7 +3508,13 @@
           </w:tcPr>
           <w:p>
             <w:r>
-              <w:t>State, without deriving it, how many vertices the actual process studied in Lesson 56 (electron-positron annihilation into two photons) is expected to require, based on Exercise 13's conclusion.</w:t>
+              <w:rPr>
+                <w:b/>
+              </w:rPr>
+              <w:t>Extension.</w:t>
+            </w:r>
+            <w:r>
+              <w:t xml:space="preserve"> State, without deriving it, how many vertices the actual process studied in Lesson 56 (electron-positron annihilation into two photons) is expected to require, based on Exercise 13's conclusion.</w:t>
             </w:r>
           </w:p>
         </w:tc>
@@ -2428,7 +3550,13 @@
           </w:tcPr>
           <w:p>
             <w:r>
-              <w:t>Explain why Section 5.2's amplitude uses the same numerical coupling e as Lesson 45's electron-photon amplitude, rather than a separate constant for the positron leg, citing Lesson 44.</w:t>
+              <w:rPr>
+                <w:b/>
+              </w:rPr>
+              <w:t>Extension.</w:t>
+            </w:r>
+            <w:r>
+              <w:t xml:space="preserve"> Explain why Section 5.2's amplitude uses the same numerical coupling e as Lesson 45's electron-photon amplitude, rather than a separate constant for the positron leg, citing Lesson 44.</w:t>
             </w:r>
           </w:p>
         </w:tc>
@@ -2466,7 +3594,22 @@
           </w:tcPr>
           <w:p>
             <w:r>
-              <w:t>Challenge: write, by analogy with Lesson 45's derivation, the single-vertex amplitude for μ⁻(p)+γ(k)→μ⁻(p′) (replacing the electron with a muon), and explain, citing Lesson 44, Section 3, why the vertex factor is literally ieγ^μ again rather than requiring a new, muon-specific constant.</w:t>
+              <w:rPr>
+                <w:b/>
+              </w:rPr>
+              <w:t>Challenge.</w:t>
+            </w:r>
+            <w:r>
+              <w:t xml:space="preserve"> Write, by analogy with Lesson 45's derivation, the single-vertex amplitude for μ⁻(p)+γ(k)→μ⁻(p′) (replacing the electron with a muon), and explain, citing Lesson 44, Section 3, why the vertex factor is literally ieγ</w:t>
+            </w:r>
+            <w:r>
+              <w:rPr>
+                <w:vertAlign w:val="superscript"/>
+              </w:rPr>
+              <w:t>μ</w:t>
+            </w:r>
+            <w:r>
+              <w:t xml:space="preserve"> again rather than requiring a new, muon-specific constant.</w:t>
             </w:r>
           </w:p>
         </w:tc>
@@ -2483,6 +3626,14 @@
     <w:p>
       <w:r>
         <w:rPr>
+          <w:i/>
+        </w:rPr>
+        <w:t>Attempt each exercise before reading its solution. If you are stuck, read only the first sentence of the solution, then try again.</w:t>
+      </w:r>
+    </w:p>
+    <w:p>
+      <w:r>
+        <w:rPr>
           <w:b/>
         </w:rPr>
         <w:t>1.</w:t>
@@ -2491,7 +3642,79 @@
         <w:t xml:space="preserve"> </w:t>
       </w:r>
       <w:r>
-        <w:t>Incoming electron: u_s(p)e^(−ipx), from the b_s(p) term of ψ(x); outgoing electron: ū_s′(p′)e^(ip′x), from the b_s′†(p′) term of ψ̄(x) (Lesson 45, Sections 2.1–2.2). The derivation extracted the vertex factor ieγ^μ only after stripping away these leg-specific factors entirely (Lesson 45, Section 3.3), so nothing about ieγ^μ itself depends on which process the legs belong to.</w:t>
+        <w:t>Incoming electron: u</w:t>
+      </w:r>
+      <w:r>
+        <w:rPr>
+          <w:vertAlign w:val="subscript"/>
+        </w:rPr>
+        <w:t>s</w:t>
+      </w:r>
+      <w:r>
+        <w:t>(p)e</w:t>
+      </w:r>
+      <w:r>
+        <w:rPr>
+          <w:vertAlign w:val="superscript"/>
+        </w:rPr>
+        <w:t>−ipx</w:t>
+      </w:r>
+      <w:r>
+        <w:t>, from the b</w:t>
+      </w:r>
+      <w:r>
+        <w:rPr>
+          <w:vertAlign w:val="subscript"/>
+        </w:rPr>
+        <w:t>s</w:t>
+      </w:r>
+      <w:r>
+        <w:t>(p) term of ψ(x); outgoing electron: ū</w:t>
+      </w:r>
+      <w:r>
+        <w:rPr>
+          <w:vertAlign w:val="subscript"/>
+        </w:rPr>
+        <w:t>s′</w:t>
+      </w:r>
+      <w:r>
+        <w:t>(p′)e</w:t>
+      </w:r>
+      <w:r>
+        <w:rPr>
+          <w:vertAlign w:val="superscript"/>
+        </w:rPr>
+        <w:t>ip′x</w:t>
+      </w:r>
+      <w:r>
+        <w:t>, from the b</w:t>
+      </w:r>
+      <w:r>
+        <w:rPr>
+          <w:vertAlign w:val="subscript"/>
+        </w:rPr>
+        <w:t>s′†</w:t>
+      </w:r>
+      <w:r>
+        <w:t>(p′) term of ψ̄(x) (Lesson 45, Sections 2.1–2.2). The derivation extracted the vertex factor ieγ</w:t>
+      </w:r>
+      <w:r>
+        <w:rPr>
+          <w:vertAlign w:val="superscript"/>
+        </w:rPr>
+        <w:t>μ</w:t>
+      </w:r>
+      <w:r>
+        <w:t xml:space="preserve"> only after stripping away these leg-specific factors entirely (Lesson 45, Section 3.3), so nothing about ieγ</w:t>
+      </w:r>
+      <w:r>
+        <w:rPr>
+          <w:vertAlign w:val="superscript"/>
+        </w:rPr>
+        <w:t>μ</w:t>
+      </w:r>
+      <w:r>
+        <w:t xml:space="preserve"> itself depends on which process the legs belong to.</w:t>
       </w:r>
     </w:p>
     <w:p>
@@ -2505,7 +3728,142 @@
         <w:t xml:space="preserve"> </w:t>
       </w:r>
       <w:r>
-        <w:t>(b_s(p)u_s(p)e^(−ipx))† = b_s(p)†u_s(p)†(e^(−ipx))† = b_s†(p)u_s†(p)e^(ipx), using that the dagger of a product reverses order (though b_s(p) and the c-number u_s(p) commute, so order is unaffected here), that (e^(−ipx))†=e^(ipx) since px is real, and that u_s(p)† is simply the Hermitian conjugate (conjugate transpose) of the c-number spinor u_s(p).</w:t>
+        <w:t>(b</w:t>
+      </w:r>
+      <w:r>
+        <w:rPr>
+          <w:vertAlign w:val="subscript"/>
+        </w:rPr>
+        <w:t>s</w:t>
+      </w:r>
+      <w:r>
+        <w:t>(p)u</w:t>
+      </w:r>
+      <w:r>
+        <w:rPr>
+          <w:vertAlign w:val="subscript"/>
+        </w:rPr>
+        <w:t>s</w:t>
+      </w:r>
+      <w:r>
+        <w:t>(p)e</w:t>
+      </w:r>
+      <w:r>
+        <w:rPr>
+          <w:vertAlign w:val="superscript"/>
+        </w:rPr>
+        <w:t>−ipx</w:t>
+      </w:r>
+      <w:r>
+        <w:t>)† = b</w:t>
+      </w:r>
+      <w:r>
+        <w:rPr>
+          <w:vertAlign w:val="subscript"/>
+        </w:rPr>
+        <w:t>s</w:t>
+      </w:r>
+      <w:r>
+        <w:t>(p)†u</w:t>
+      </w:r>
+      <w:r>
+        <w:rPr>
+          <w:vertAlign w:val="subscript"/>
+        </w:rPr>
+        <w:t>s</w:t>
+      </w:r>
+      <w:r>
+        <w:t>(p)†(e</w:t>
+      </w:r>
+      <w:r>
+        <w:rPr>
+          <w:vertAlign w:val="superscript"/>
+        </w:rPr>
+        <w:t>−ipx</w:t>
+      </w:r>
+      <w:r>
+        <w:t>)† = b</w:t>
+      </w:r>
+      <w:r>
+        <w:rPr>
+          <w:vertAlign w:val="subscript"/>
+        </w:rPr>
+        <w:t>s†</w:t>
+      </w:r>
+      <w:r>
+        <w:t>(p)u</w:t>
+      </w:r>
+      <w:r>
+        <w:rPr>
+          <w:vertAlign w:val="subscript"/>
+        </w:rPr>
+        <w:t>s†</w:t>
+      </w:r>
+      <w:r>
+        <w:t>(p)e</w:t>
+      </w:r>
+      <w:r>
+        <w:rPr>
+          <w:vertAlign w:val="superscript"/>
+        </w:rPr>
+        <w:t>ipx</w:t>
+      </w:r>
+      <w:r>
+        <w:t>, using that the dagger of a product reverses order (though b</w:t>
+      </w:r>
+      <w:r>
+        <w:rPr>
+          <w:vertAlign w:val="subscript"/>
+        </w:rPr>
+        <w:t>s</w:t>
+      </w:r>
+      <w:r>
+        <w:t>(p) and the c-number u</w:t>
+      </w:r>
+      <w:r>
+        <w:rPr>
+          <w:vertAlign w:val="subscript"/>
+        </w:rPr>
+        <w:t>s</w:t>
+      </w:r>
+      <w:r>
+        <w:t>(p) commute, so order is unaffected here), that (e</w:t>
+      </w:r>
+      <w:r>
+        <w:rPr>
+          <w:vertAlign w:val="superscript"/>
+        </w:rPr>
+        <w:t>−ipx</w:t>
+      </w:r>
+      <w:r>
+        <w:t>)†=e</w:t>
+      </w:r>
+      <w:r>
+        <w:rPr>
+          <w:vertAlign w:val="superscript"/>
+        </w:rPr>
+        <w:t>ipx</w:t>
+      </w:r>
+      <w:r>
+        <w:t xml:space="preserve"> since px is real, and that u</w:t>
+      </w:r>
+      <w:r>
+        <w:rPr>
+          <w:vertAlign w:val="subscript"/>
+        </w:rPr>
+        <w:t>s</w:t>
+      </w:r>
+      <w:r>
+        <w:t>(p)† is simply the Hermitian conjugate (conjugate transpose) of the c-number spinor u</w:t>
+      </w:r>
+      <w:r>
+        <w:rPr>
+          <w:vertAlign w:val="subscript"/>
+        </w:rPr>
+        <w:t>s</w:t>
+      </w:r>
+      <w:r>
+        <w:t>(p).</w:t>
       </w:r>
     </w:p>
     <w:p>
@@ -2519,7 +3877,97 @@
         <w:t xml:space="preserve"> </w:t>
       </w:r>
       <w:r>
-        <w:t>By the identical method, (d_s†(p)v_s(p)e^(ipx))†=d_s(p)v_s†(p)e^(−ipx), using (d_s†(p))†=d_s(p) and (e^(ipx))†=e^(−ipx).</w:t>
+        <w:t>By the identical method, (d</w:t>
+      </w:r>
+      <w:r>
+        <w:rPr>
+          <w:vertAlign w:val="subscript"/>
+        </w:rPr>
+        <w:t>s†</w:t>
+      </w:r>
+      <w:r>
+        <w:t>(p)v</w:t>
+      </w:r>
+      <w:r>
+        <w:rPr>
+          <w:vertAlign w:val="subscript"/>
+        </w:rPr>
+        <w:t>s</w:t>
+      </w:r>
+      <w:r>
+        <w:t>(p)e</w:t>
+      </w:r>
+      <w:r>
+        <w:rPr>
+          <w:vertAlign w:val="superscript"/>
+        </w:rPr>
+        <w:t>ipx</w:t>
+      </w:r>
+      <w:r>
+        <w:t>)†=d</w:t>
+      </w:r>
+      <w:r>
+        <w:rPr>
+          <w:vertAlign w:val="subscript"/>
+        </w:rPr>
+        <w:t>s</w:t>
+      </w:r>
+      <w:r>
+        <w:t>(p)v</w:t>
+      </w:r>
+      <w:r>
+        <w:rPr>
+          <w:vertAlign w:val="subscript"/>
+        </w:rPr>
+        <w:t>s†</w:t>
+      </w:r>
+      <w:r>
+        <w:t>(p)e</w:t>
+      </w:r>
+      <w:r>
+        <w:rPr>
+          <w:vertAlign w:val="superscript"/>
+        </w:rPr>
+        <w:t>−ipx</w:t>
+      </w:r>
+      <w:r>
+        <w:t>, using (d</w:t>
+      </w:r>
+      <w:r>
+        <w:rPr>
+          <w:vertAlign w:val="subscript"/>
+        </w:rPr>
+        <w:t>s†</w:t>
+      </w:r>
+      <w:r>
+        <w:t>(p))†=d</w:t>
+      </w:r>
+      <w:r>
+        <w:rPr>
+          <w:vertAlign w:val="subscript"/>
+        </w:rPr>
+        <w:t>s</w:t>
+      </w:r>
+      <w:r>
+        <w:t>(p) and (e</w:t>
+      </w:r>
+      <w:r>
+        <w:rPr>
+          <w:vertAlign w:val="superscript"/>
+        </w:rPr>
+        <w:t>ipx</w:t>
+      </w:r>
+      <w:r>
+        <w:t>)†=e</w:t>
+      </w:r>
+      <w:r>
+        <w:rPr>
+          <w:vertAlign w:val="superscript"/>
+        </w:rPr>
+        <w:t>−ipx</w:t>
+      </w:r>
+      <w:r>
+        <w:t>.</w:t>
       </w:r>
     </w:p>
     <w:p>
@@ -2533,7 +3981,88 @@
         <w:t xml:space="preserve"> </w:t>
       </w:r>
       <w:r>
-        <w:t>Multiplying Exercise 3's term by γ⁰ on the right (as in ψ̄=ψ†γ⁰), d_s(p)v_s†(p)γ⁰e^(−ipx)=d_s(p)[v_s†(p)γ⁰]e^(−ipx)=d_s(p)v̄_s(p)e^(−ipx), using the definition v̄=v†γ⁰ (Lesson 22's Dirac-adjoint definition, applied to the v-spinor as it was to u).</w:t>
+        <w:t>Multiplying Exercise 3's term by γ⁰ on the right (as in ψ̄=ψ†γ⁰), d</w:t>
+      </w:r>
+      <w:r>
+        <w:rPr>
+          <w:vertAlign w:val="subscript"/>
+        </w:rPr>
+        <w:t>s</w:t>
+      </w:r>
+      <w:r>
+        <w:t>(p)v</w:t>
+      </w:r>
+      <w:r>
+        <w:rPr>
+          <w:vertAlign w:val="subscript"/>
+        </w:rPr>
+        <w:t>s†</w:t>
+      </w:r>
+      <w:r>
+        <w:t>(p)γ⁰e</w:t>
+      </w:r>
+      <w:r>
+        <w:rPr>
+          <w:vertAlign w:val="superscript"/>
+        </w:rPr>
+        <w:t>−ipx</w:t>
+      </w:r>
+      <w:r>
+        <w:t>=d</w:t>
+      </w:r>
+      <w:r>
+        <w:rPr>
+          <w:vertAlign w:val="subscript"/>
+        </w:rPr>
+        <w:t>s</w:t>
+      </w:r>
+      <w:r>
+        <w:t>(p)[v</w:t>
+      </w:r>
+      <w:r>
+        <w:rPr>
+          <w:vertAlign w:val="subscript"/>
+        </w:rPr>
+        <w:t>s†</w:t>
+      </w:r>
+      <w:r>
+        <w:t>(p)γ⁰]e</w:t>
+      </w:r>
+      <w:r>
+        <w:rPr>
+          <w:vertAlign w:val="superscript"/>
+        </w:rPr>
+        <w:t>−ipx</w:t>
+      </w:r>
+      <w:r>
+        <w:t>=d</w:t>
+      </w:r>
+      <w:r>
+        <w:rPr>
+          <w:vertAlign w:val="subscript"/>
+        </w:rPr>
+        <w:t>s</w:t>
+      </w:r>
+      <w:r>
+        <w:t>(p)v̄</w:t>
+      </w:r>
+      <w:r>
+        <w:rPr>
+          <w:vertAlign w:val="subscript"/>
+        </w:rPr>
+        <w:t>s</w:t>
+      </w:r>
+      <w:r>
+        <w:t>(p)e</w:t>
+      </w:r>
+      <w:r>
+        <w:rPr>
+          <w:vertAlign w:val="superscript"/>
+        </w:rPr>
+        <w:t>−ipx</w:t>
+      </w:r>
+      <w:r>
+        <w:t>, using the definition v̄=v†γ⁰ (Lesson 22's Dirac-adjoint definition, applied to the v-spinor as it was to u).</w:t>
       </w:r>
     </w:p>
     <w:p>
@@ -2547,7 +4076,43 @@
         <w:t xml:space="preserve"> </w:t>
       </w:r>
       <w:r>
-        <w:t>d_s(p) is an annihilation operator for the positron (Lesson 30/35's convention, N_d counting positrons); Exercise 4 showed this operator appears in ψ̄(x), not in ψ(x) (whose only d-type term is d_s†(p), a creation operator); an incoming positron in the initial state can only be removed by an annihilation operator, so it is ψ̄(x)'s d_s(p) term, not any term of ψ(x), that is responsible.</w:t>
+        <w:t>d</w:t>
+      </w:r>
+      <w:r>
+        <w:rPr>
+          <w:vertAlign w:val="subscript"/>
+        </w:rPr>
+        <w:t>s</w:t>
+      </w:r>
+      <w:r>
+        <w:t>(p) is an annihilation operator for the positron (Lesson 30/35's convention, N</w:t>
+      </w:r>
+      <w:r>
+        <w:rPr>
+          <w:vertAlign w:val="subscript"/>
+        </w:rPr>
+        <w:t>d</w:t>
+      </w:r>
+      <w:r>
+        <w:t xml:space="preserve"> counting positrons); Exercise 4 showed this operator appears in ψ̄(x), not in ψ(x) (whose only d-type term is d</w:t>
+      </w:r>
+      <w:r>
+        <w:rPr>
+          <w:vertAlign w:val="subscript"/>
+        </w:rPr>
+        <w:t>s†</w:t>
+      </w:r>
+      <w:r>
+        <w:t>(p), a creation operator); an incoming positron in the initial state can only be removed by an annihilation operator, so it is ψ̄(x)'s d</w:t>
+      </w:r>
+      <w:r>
+        <w:rPr>
+          <w:vertAlign w:val="subscript"/>
+        </w:rPr>
+        <w:t>s</w:t>
+      </w:r>
+      <w:r>
+        <w:t>(p) term, not any term of ψ(x), that is responsible.</w:t>
       </w:r>
     </w:p>
     <w:p>
@@ -2561,7 +4126,61 @@
         <w:t xml:space="preserve"> </w:t>
       </w:r>
       <w:r>
-        <w:t>ψ(x)'s d_s′†(p′) term, ∫...d_s′†(p′)v_s′(p′)e^(ip′x)..., is a creation operator for the positron; contracted against a final state containing an outgoing positron of momentum p′, spin s′, it contributes v_s′(p′)e^(ip′x).</w:t>
+        <w:t>ψ(x)'s d</w:t>
+      </w:r>
+      <w:r>
+        <w:rPr>
+          <w:vertAlign w:val="subscript"/>
+        </w:rPr>
+        <w:t>s′†</w:t>
+      </w:r>
+      <w:r>
+        <w:t>(p′) term, ∫...d</w:t>
+      </w:r>
+      <w:r>
+        <w:rPr>
+          <w:vertAlign w:val="subscript"/>
+        </w:rPr>
+        <w:t>s′†</w:t>
+      </w:r>
+      <w:r>
+        <w:t>(p′)v</w:t>
+      </w:r>
+      <w:r>
+        <w:rPr>
+          <w:vertAlign w:val="subscript"/>
+        </w:rPr>
+        <w:t>s′</w:t>
+      </w:r>
+      <w:r>
+        <w:t>(p′)e</w:t>
+      </w:r>
+      <w:r>
+        <w:rPr>
+          <w:vertAlign w:val="superscript"/>
+        </w:rPr>
+        <w:t>ip′x</w:t>
+      </w:r>
+      <w:r>
+        <w:t>..., is a creation operator for the positron; contracted against a final state containing an outgoing positron of momentum p′, spin s′, it contributes v</w:t>
+      </w:r>
+      <w:r>
+        <w:rPr>
+          <w:vertAlign w:val="subscript"/>
+        </w:rPr>
+        <w:t>s′</w:t>
+      </w:r>
+      <w:r>
+        <w:t>(p′)e</w:t>
+      </w:r>
+      <w:r>
+        <w:rPr>
+          <w:vertAlign w:val="superscript"/>
+        </w:rPr>
+        <w:t>ip′x</w:t>
+      </w:r>
+      <w:r>
+        <w:t>.</w:t>
       </w:r>
     </w:p>
     <w:p>
@@ -2575,7 +4194,25 @@
         <w:t xml:space="preserve"> </w:t>
       </w:r>
       <w:r>
-        <w:t>Dagger-ing an operator such as b_s(p) (which annihilates an electron) produces b_s†(p) (which creates an electron): the creation/annihilation role flips, but the particle species (electron) stays the same, since b operators are always associated with the electron. The role-reversal between ψ and ψ̄ for antiparticles specifically arises because ψ contains BOTH b (electron annihilation) and d† (positron creation) together; dagger-ing swaps b→b† and d†→d simultaneously, so the resulting ψ̄ swaps to (electron creation, positron annihilation) as a pair, not one operator at a time.</w:t>
+        <w:t>Dagger-ing an operator such as b</w:t>
+      </w:r>
+      <w:r>
+        <w:rPr>
+          <w:vertAlign w:val="subscript"/>
+        </w:rPr>
+        <w:t>s</w:t>
+      </w:r>
+      <w:r>
+        <w:t>(p) (which annihilates an electron) produces b</w:t>
+      </w:r>
+      <w:r>
+        <w:rPr>
+          <w:vertAlign w:val="subscript"/>
+        </w:rPr>
+        <w:t>s†</w:t>
+      </w:r>
+      <w:r>
+        <w:t>(p) (which creates an electron): the creation/annihilation role flips, but the particle species (electron) stays the same, since b operators are always associated with the electron. The role-reversal between ψ and ψ̄ for antiparticles specifically arises because ψ contains BOTH b (electron annihilation) and d† (positron creation) together; dagger-ing swaps b→b† and d†→d simultaneously, so the resulting ψ̄ swaps to (electron creation, positron annihilation) as a pair, not one operator at a time.</w:t>
       </w:r>
     </w:p>
     <w:p>
@@ -2589,7 +4226,136 @@
         <w:t xml:space="preserve"> </w:t>
       </w:r>
       <w:r>
-        <w:t>A^i(x)'s creation piece is ∫d³k/(2π)³(2ω)^(−1/2)Σ_λε_λ^i(k)a_λ†(k)e^(ikx) (Lesson 38's mode expansion); contracted against a final state containing an outgoing photon of momentum k, polarization λ, using [a_λ(k),a_λ′†(k′)]=(2π)³δ³(k−k′)δ_λλ′ to collapse the momentum integral as in Lesson 45, Section 2.3's incoming-photon calculation but with the roles of a and a† exchanged, this contributes ε_λ^i(k)e^(ikx), the spatial components of ε_λ,μ(k)e^(ikx).</w:t>
+        <w:t>A</w:t>
+      </w:r>
+      <w:r>
+        <w:rPr>
+          <w:vertAlign w:val="superscript"/>
+        </w:rPr>
+        <w:t>i</w:t>
+      </w:r>
+      <w:r>
+        <w:t>(x)'s creation piece is ∫d³k/(2π)³(2ω)</w:t>
+      </w:r>
+      <w:r>
+        <w:rPr>
+          <w:vertAlign w:val="superscript"/>
+        </w:rPr>
+        <w:t>−1/2</w:t>
+      </w:r>
+      <w:r>
+        <w:t>Σ</w:t>
+      </w:r>
+      <w:r>
+        <w:rPr>
+          <w:vertAlign w:val="subscript"/>
+        </w:rPr>
+        <w:t>λ</w:t>
+      </w:r>
+      <w:r>
+        <w:t>ε</w:t>
+      </w:r>
+      <w:r>
+        <w:rPr>
+          <w:vertAlign w:val="subscript"/>
+        </w:rPr>
+        <w:t>λ</w:t>
+      </w:r>
+      <w:r>
+        <w:rPr>
+          <w:vertAlign w:val="superscript"/>
+        </w:rPr>
+        <w:t>i</w:t>
+      </w:r>
+      <w:r>
+        <w:t>(k)a</w:t>
+      </w:r>
+      <w:r>
+        <w:rPr>
+          <w:vertAlign w:val="subscript"/>
+        </w:rPr>
+        <w:t>λ†</w:t>
+      </w:r>
+      <w:r>
+        <w:t>(k)e</w:t>
+      </w:r>
+      <w:r>
+        <w:rPr>
+          <w:vertAlign w:val="superscript"/>
+        </w:rPr>
+        <w:t>ikx</w:t>
+      </w:r>
+      <w:r>
+        <w:t xml:space="preserve"> (Lesson 38's mode expansion); contracted against a final state containing an outgoing photon of momentum k, polarization λ, using [a</w:t>
+      </w:r>
+      <w:r>
+        <w:rPr>
+          <w:vertAlign w:val="subscript"/>
+        </w:rPr>
+        <w:t>λ</w:t>
+      </w:r>
+      <w:r>
+        <w:t>(k),a</w:t>
+      </w:r>
+      <w:r>
+        <w:rPr>
+          <w:vertAlign w:val="subscript"/>
+        </w:rPr>
+        <w:t>λ′†</w:t>
+      </w:r>
+      <w:r>
+        <w:t>(k′)]=(2π)³δ³(k−k′)δ</w:t>
+      </w:r>
+      <w:r>
+        <w:rPr>
+          <w:vertAlign w:val="subscript"/>
+        </w:rPr>
+        <w:t>λλ′</w:t>
+      </w:r>
+      <w:r>
+        <w:t xml:space="preserve"> to collapse the momentum integral as in Lesson 45, Section 2.3's incoming-photon calculation but with the roles of a and a† exchanged, this contributes ε</w:t>
+      </w:r>
+      <w:r>
+        <w:rPr>
+          <w:vertAlign w:val="subscript"/>
+        </w:rPr>
+        <w:t>λ</w:t>
+      </w:r>
+      <w:r>
+        <w:rPr>
+          <w:vertAlign w:val="superscript"/>
+        </w:rPr>
+        <w:t>i</w:t>
+      </w:r>
+      <w:r>
+        <w:t>(k)e</w:t>
+      </w:r>
+      <w:r>
+        <w:rPr>
+          <w:vertAlign w:val="superscript"/>
+        </w:rPr>
+        <w:t>ikx</w:t>
+      </w:r>
+      <w:r>
+        <w:t>, the spatial components of ε</w:t>
+      </w:r>
+      <w:r>
+        <w:rPr>
+          <w:vertAlign w:val="subscript"/>
+        </w:rPr>
+        <w:t>λ</w:t>
+      </w:r>
+      <w:r>
+        <w:t>,μ(k)e</w:t>
+      </w:r>
+      <w:r>
+        <w:rPr>
+          <w:vertAlign w:val="superscript"/>
+        </w:rPr>
+        <w:t>ikx</w:t>
+      </w:r>
+      <w:r>
+        <w:t>.</w:t>
       </w:r>
     </w:p>
     <w:p>
@@ -2603,7 +4369,61 @@
         <w:t xml:space="preserve"> </w:t>
       </w:r>
       <w:r>
-        <w:t>In a general (complex) polarization convention, the outgoing-photon factor would be the complex conjugate ε*_λ,μ(k) of the incoming factor ε_λ,μ(k), since creation and annihilation pieces of a field are always related by conjugation; Lesson 38 fixed a convention with two real transverse polarization vectors, so ε*_λ,μ(k)=ε_λ,μ(k) identically, and the incoming and outgoing factors differ only through the sign of the exponent, e^(−ikx) versus e^(ikx).</w:t>
+        <w:t>In a general (complex) polarization convention, the outgoing-photon factor would be the complex conjugate ε*</w:t>
+      </w:r>
+      <w:r>
+        <w:rPr>
+          <w:vertAlign w:val="subscript"/>
+        </w:rPr>
+        <w:t>λ</w:t>
+      </w:r>
+      <w:r>
+        <w:t>,μ(k) of the incoming factor ε</w:t>
+      </w:r>
+      <w:r>
+        <w:rPr>
+          <w:vertAlign w:val="subscript"/>
+        </w:rPr>
+        <w:t>λ</w:t>
+      </w:r>
+      <w:r>
+        <w:t>,μ(k), since creation and annihilation pieces of a field are always related by conjugation; Lesson 38 fixed a convention with two real transverse polarization vectors, so ε*</w:t>
+      </w:r>
+      <w:r>
+        <w:rPr>
+          <w:vertAlign w:val="subscript"/>
+        </w:rPr>
+        <w:t>λ</w:t>
+      </w:r>
+      <w:r>
+        <w:t>,μ(k)=ε</w:t>
+      </w:r>
+      <w:r>
+        <w:rPr>
+          <w:vertAlign w:val="subscript"/>
+        </w:rPr>
+        <w:t>λ</w:t>
+      </w:r>
+      <w:r>
+        <w:t>,μ(k) identically, and the incoming and outgoing factors differ only through the sign of the exponent, e</w:t>
+      </w:r>
+      <w:r>
+        <w:rPr>
+          <w:vertAlign w:val="superscript"/>
+        </w:rPr>
+        <w:t>−ikx</w:t>
+      </w:r>
+      <w:r>
+        <w:t xml:space="preserve"> versus e</w:t>
+      </w:r>
+      <w:r>
+        <w:rPr>
+          <w:vertAlign w:val="superscript"/>
+        </w:rPr>
+        <w:t>ikx</w:t>
+      </w:r>
+      <w:r>
+        <w:t>.</w:t>
       </w:r>
     </w:p>
     <w:p>
@@ -2617,7 +4437,52 @@
         <w:t xml:space="preserve"> </w:t>
       </w:r>
       <w:r>
-        <w:t>[Self-check exercise; the table is given in Section 5.1: u_s(p) for an incoming electron, ū_s′(p′) for an outgoing electron, v̄_s(p) for an incoming positron, v_s′(p′) for an outgoing positron, ε_λ,μ(k) for an incoming or outgoing photon.]</w:t>
+        <w:t>[Self-check exercise; the table is given in Section 5.1: u</w:t>
+      </w:r>
+      <w:r>
+        <w:rPr>
+          <w:vertAlign w:val="subscript"/>
+        </w:rPr>
+        <w:t>s</w:t>
+      </w:r>
+      <w:r>
+        <w:t>(p) for an incoming electron, ū</w:t>
+      </w:r>
+      <w:r>
+        <w:rPr>
+          <w:vertAlign w:val="subscript"/>
+        </w:rPr>
+        <w:t>s′</w:t>
+      </w:r>
+      <w:r>
+        <w:t>(p′) for an outgoing electron, v̄</w:t>
+      </w:r>
+      <w:r>
+        <w:rPr>
+          <w:vertAlign w:val="subscript"/>
+        </w:rPr>
+        <w:t>s</w:t>
+      </w:r>
+      <w:r>
+        <w:t>(p) for an incoming positron, v</w:t>
+      </w:r>
+      <w:r>
+        <w:rPr>
+          <w:vertAlign w:val="subscript"/>
+        </w:rPr>
+        <w:t>s′</w:t>
+      </w:r>
+      <w:r>
+        <w:t>(p′) for an outgoing positron, ε</w:t>
+      </w:r>
+      <w:r>
+        <w:rPr>
+          <w:vertAlign w:val="subscript"/>
+        </w:rPr>
+        <w:t>λ</w:t>
+      </w:r>
+      <w:r>
+        <w:t>,μ(k) for an incoming or outgoing photon.]</w:t>
       </w:r>
     </w:p>
     <w:p>
@@ -2631,7 +4496,115 @@
         <w:t xml:space="preserve"> </w:t>
       </w:r>
       <w:r>
-        <w:t>The incoming electron of momentum p, spin s, contributes u_s(p) (Section 2.1); the incoming positron of momentum p_+, spin s_+, contributes v̄_(s_+)(p_+) (Section 3.2); the outgoing photon of momentum k, polarization λ, contributes ε_λ,μ(k) (Section 4.2). Assembled with the vertex factor ieγ^μ, following the fermion-flow placement rule, the amplitude is ie v̄_(s_+)(p_+)γ^μu_s(p)ε_λ,μ(k).</w:t>
+        <w:t>The incoming electron of momentum p, spin s, contributes u</w:t>
+      </w:r>
+      <w:r>
+        <w:rPr>
+          <w:vertAlign w:val="subscript"/>
+        </w:rPr>
+        <w:t>s</w:t>
+      </w:r>
+      <w:r>
+        <w:t>(p) (Section 2.1); the incoming positron of momentum p</w:t>
+      </w:r>
+      <w:r>
+        <w:rPr>
+          <w:vertAlign w:val="subscript"/>
+        </w:rPr>
+        <w:t>+</w:t>
+      </w:r>
+      <w:r>
+        <w:t>, spin s</w:t>
+      </w:r>
+      <w:r>
+        <w:rPr>
+          <w:vertAlign w:val="subscript"/>
+        </w:rPr>
+        <w:t>+</w:t>
+      </w:r>
+      <w:r>
+        <w:t>, contributes v̄</w:t>
+      </w:r>
+      <w:r>
+        <w:rPr>
+          <w:vertAlign w:val="subscript"/>
+        </w:rPr>
+        <w:t>s₊</w:t>
+      </w:r>
+      <w:r>
+        <w:t>(p</w:t>
+      </w:r>
+      <w:r>
+        <w:rPr>
+          <w:vertAlign w:val="subscript"/>
+        </w:rPr>
+        <w:t>+</w:t>
+      </w:r>
+      <w:r>
+        <w:t>) (Section 3.2); the outgoing photon of momentum k, polarization λ, contributes ε</w:t>
+      </w:r>
+      <w:r>
+        <w:rPr>
+          <w:vertAlign w:val="subscript"/>
+        </w:rPr>
+        <w:t>λ</w:t>
+      </w:r>
+      <w:r>
+        <w:t>,μ(k) (Section 4.2). Assembled with the vertex factor ieγ</w:t>
+      </w:r>
+      <w:r>
+        <w:rPr>
+          <w:vertAlign w:val="superscript"/>
+        </w:rPr>
+        <w:t>μ</w:t>
+      </w:r>
+      <w:r>
+        <w:t>, following the fermion-flow placement rule, the amplitude is ie v̄</w:t>
+      </w:r>
+      <w:r>
+        <w:rPr>
+          <w:vertAlign w:val="subscript"/>
+        </w:rPr>
+        <w:t>s₊</w:t>
+      </w:r>
+      <w:r>
+        <w:t>(p</w:t>
+      </w:r>
+      <w:r>
+        <w:rPr>
+          <w:vertAlign w:val="subscript"/>
+        </w:rPr>
+        <w:t>+</w:t>
+      </w:r>
+      <w:r>
+        <w:t>)γ</w:t>
+      </w:r>
+      <w:r>
+        <w:rPr>
+          <w:vertAlign w:val="superscript"/>
+        </w:rPr>
+        <w:t>μ</w:t>
+      </w:r>
+      <w:r>
+        <w:t>u</w:t>
+      </w:r>
+      <w:r>
+        <w:rPr>
+          <w:vertAlign w:val="subscript"/>
+        </w:rPr>
+        <w:t>s</w:t>
+      </w:r>
+      <w:r>
+        <w:t>(p)ε</w:t>
+      </w:r>
+      <w:r>
+        <w:rPr>
+          <w:vertAlign w:val="subscript"/>
+        </w:rPr>
+        <w:t>λ</w:t>
+      </w:r>
+      <w:r>
+        <w:t>,μ(k).</w:t>
       </w:r>
     </w:p>
     <w:p>
@@ -2645,7 +4618,34 @@
         <w:t xml:space="preserve"> </w:t>
       </w:r>
       <w:r>
-        <w:t>In Lesson 45, the barred spinor ū(p′) (outgoing electron) sits to the left of γ^μ, and the unbarred spinor u(p) (incoming electron) sits to the right. In this lesson's e⁻e⁺→γ amplitude, the barred spinor v̄(p_+) (incoming positron) sits to the left, and the unbarred spinor u(p) (incoming electron) sits to the right. In both cases, whichever spinor is barred, regardless of whether it belongs to a particle or antiparticle or is incoming or outgoing, is written on the left of the vertex factor, and the unbarred spinor on the right; this reflects the fixed structure ψ̄γ^μψ of the interaction term itself.</w:t>
+        <w:t>In Lesson 45, the barred spinor ū(p′) (outgoing electron) sits to the left of γ</w:t>
+      </w:r>
+      <w:r>
+        <w:rPr>
+          <w:vertAlign w:val="superscript"/>
+        </w:rPr>
+        <w:t>μ</w:t>
+      </w:r>
+      <w:r>
+        <w:t>, and the unbarred spinor u(p) (incoming electron) sits to the right. In this lesson's e⁻e⁺→γ amplitude, the barred spinor v̄(p</w:t>
+      </w:r>
+      <w:r>
+        <w:rPr>
+          <w:vertAlign w:val="subscript"/>
+        </w:rPr>
+        <w:t>+</w:t>
+      </w:r>
+      <w:r>
+        <w:t>) (incoming positron) sits to the left, and the unbarred spinor u(p) (incoming electron) sits to the right. In both cases, whichever spinor is barred, regardless of whether it belongs to a particle or antiparticle or is incoming or outgoing, is written on the left of the vertex factor, and the unbarred spinor on the right; this reflects the fixed structure ψ̄γ</w:t>
+      </w:r>
+      <w:r>
+        <w:rPr>
+          <w:vertAlign w:val="superscript"/>
+        </w:rPr>
+        <w:t>μ</w:t>
+      </w:r>
+      <w:r>
+        <w:t>ψ of the interaction term itself.</w:t>
       </w:r>
     </w:p>
     <w:p>
@@ -2659,7 +4659,151 @@
         <w:t xml:space="preserve"> </w:t>
       </w:r>
       <w:r>
-        <w:t>Squaring p+p_+=k gives p²+2p·p_++p_+²=k², i.e. m²+2p·p_++m²=0 (using p²=p_+²=m² for on-shell electron and positron, and k²=0 for the on-shell photon), so p·p_+=−m². In the electron's rest frame, p=(m,0,0,0), so p·p_+=mE_+ (E_+ the positron's energy in that frame), and since E_+≥m_+=m for any on-shell massive particle in any frame (energy is always at least the rest mass), p·p_+=mE_+≥m². Since p·p_+ is a Lorentz scalar, this bound p·p_+≥m² holds in every frame, directly contradicting the required p·p_+=−m² (a negative number, since m²&gt;0); no on-shell solution exists, so a single vertex cannot describe this process.</w:t>
+        <w:t>Squaring p+p</w:t>
+      </w:r>
+      <w:r>
+        <w:rPr>
+          <w:vertAlign w:val="subscript"/>
+        </w:rPr>
+        <w:t>+</w:t>
+      </w:r>
+      <w:r>
+        <w:t>=k gives p²+2p·p</w:t>
+      </w:r>
+      <w:r>
+        <w:rPr>
+          <w:vertAlign w:val="subscript"/>
+        </w:rPr>
+        <w:t>+</w:t>
+      </w:r>
+      <w:r>
+        <w:t>+p</w:t>
+      </w:r>
+      <w:r>
+        <w:rPr>
+          <w:vertAlign w:val="subscript"/>
+        </w:rPr>
+        <w:t>+²</w:t>
+      </w:r>
+      <w:r>
+        <w:t>=k², i.e. m²+2p·p</w:t>
+      </w:r>
+      <w:r>
+        <w:rPr>
+          <w:vertAlign w:val="subscript"/>
+        </w:rPr>
+        <w:t>+</w:t>
+      </w:r>
+      <w:r>
+        <w:t>+m²=0 (using p²=p</w:t>
+      </w:r>
+      <w:r>
+        <w:rPr>
+          <w:vertAlign w:val="subscript"/>
+        </w:rPr>
+        <w:t>+²</w:t>
+      </w:r>
+      <w:r>
+        <w:t>=m² for on-shell electron and positron, and k²=0 for the on-shell photon), so p·p</w:t>
+      </w:r>
+      <w:r>
+        <w:rPr>
+          <w:vertAlign w:val="subscript"/>
+        </w:rPr>
+        <w:t>+</w:t>
+      </w:r>
+      <w:r>
+        <w:t>=−m². In the electron's rest frame, p=(m,0,0,0), so p·p</w:t>
+      </w:r>
+      <w:r>
+        <w:rPr>
+          <w:vertAlign w:val="subscript"/>
+        </w:rPr>
+        <w:t>+</w:t>
+      </w:r>
+      <w:r>
+        <w:t>=mE</w:t>
+      </w:r>
+      <w:r>
+        <w:rPr>
+          <w:vertAlign w:val="subscript"/>
+        </w:rPr>
+        <w:t>+</w:t>
+      </w:r>
+      <w:r>
+        <w:t xml:space="preserve"> (E</w:t>
+      </w:r>
+      <w:r>
+        <w:rPr>
+          <w:vertAlign w:val="subscript"/>
+        </w:rPr>
+        <w:t>+</w:t>
+      </w:r>
+      <w:r>
+        <w:t xml:space="preserve"> the positron's energy in that frame), and since E</w:t>
+      </w:r>
+      <w:r>
+        <w:rPr>
+          <w:vertAlign w:val="subscript"/>
+        </w:rPr>
+        <w:t>+</w:t>
+      </w:r>
+      <w:r>
+        <w:t>≥m</w:t>
+      </w:r>
+      <w:r>
+        <w:rPr>
+          <w:vertAlign w:val="subscript"/>
+        </w:rPr>
+        <w:t>+</w:t>
+      </w:r>
+      <w:r>
+        <w:t>=m for any on-shell massive particle in any frame (energy is always at least the rest mass), p·p</w:t>
+      </w:r>
+      <w:r>
+        <w:rPr>
+          <w:vertAlign w:val="subscript"/>
+        </w:rPr>
+        <w:t>+</w:t>
+      </w:r>
+      <w:r>
+        <w:t>=mE</w:t>
+      </w:r>
+      <w:r>
+        <w:rPr>
+          <w:vertAlign w:val="subscript"/>
+        </w:rPr>
+        <w:t>+</w:t>
+      </w:r>
+      <w:r>
+        <w:t>≥m². Since p·p</w:t>
+      </w:r>
+      <w:r>
+        <w:rPr>
+          <w:vertAlign w:val="subscript"/>
+        </w:rPr>
+        <w:t>+</w:t>
+      </w:r>
+      <w:r>
+        <w:t xml:space="preserve"> is a Lorentz scalar, this bound p·p</w:t>
+      </w:r>
+      <w:r>
+        <w:rPr>
+          <w:vertAlign w:val="subscript"/>
+        </w:rPr>
+        <w:t>+</w:t>
+      </w:r>
+      <w:r>
+        <w:t>≥m² holds in every frame, directly contradicting the required p·p</w:t>
+      </w:r>
+      <w:r>
+        <w:rPr>
+          <w:vertAlign w:val="subscript"/>
+        </w:rPr>
+        <w:t>+</w:t>
+      </w:r>
+      <w:r>
+        <w:t>=−m² (a negative number, since m²&gt;0); no on-shell solution exists, so a single vertex cannot describe this process.</w:t>
       </w:r>
     </w:p>
     <w:p>
@@ -2701,7 +4845,70 @@
         <w:t xml:space="preserve"> </w:t>
       </w:r>
       <w:r>
-        <w:t>By the identical derivation as Lesson 45, Section 3, applied to a muon field of the same charge −e, the amplitude is ie ū_μ(p′)γ^μu_μ(p)ε_μ(k) (using u_μ, ū_μ for the muon's spinors, distinguished from the electron's only by the muon's different mass entering its own on-shell condition p²=m_μ²). Lesson 44, Section 3.1, established that the coupling constant multiplying the interaction term depends only on a field's charge, and the muon carries the same charge −e as the electron, so the identical constant e, not a new muon-specific coupling, appears in its vertex factor.</w:t>
+        <w:t>By the identical derivation as Lesson 45, Section 3, applied to a muon field of the same charge −e, the amplitude is ie ū</w:t>
+      </w:r>
+      <w:r>
+        <w:rPr>
+          <w:vertAlign w:val="subscript"/>
+        </w:rPr>
+        <w:t>μ</w:t>
+      </w:r>
+      <w:r>
+        <w:t>(p′)γ</w:t>
+      </w:r>
+      <w:r>
+        <w:rPr>
+          <w:vertAlign w:val="superscript"/>
+        </w:rPr>
+        <w:t>μ</w:t>
+      </w:r>
+      <w:r>
+        <w:t>u</w:t>
+      </w:r>
+      <w:r>
+        <w:rPr>
+          <w:vertAlign w:val="subscript"/>
+        </w:rPr>
+        <w:t>μ</w:t>
+      </w:r>
+      <w:r>
+        <w:t>(p)ε</w:t>
+      </w:r>
+      <w:r>
+        <w:rPr>
+          <w:vertAlign w:val="subscript"/>
+        </w:rPr>
+        <w:t>μ</w:t>
+      </w:r>
+      <w:r>
+        <w:t>(k) (using u</w:t>
+      </w:r>
+      <w:r>
+        <w:rPr>
+          <w:vertAlign w:val="subscript"/>
+        </w:rPr>
+        <w:t>μ</w:t>
+      </w:r>
+      <w:r>
+        <w:t>, ū</w:t>
+      </w:r>
+      <w:r>
+        <w:rPr>
+          <w:vertAlign w:val="subscript"/>
+        </w:rPr>
+        <w:t>μ</w:t>
+      </w:r>
+      <w:r>
+        <w:t xml:space="preserve"> for the muon's spinors, distinguished from the electron's only by the muon's different mass entering its own on-shell condition p²=m</w:t>
+      </w:r>
+      <w:r>
+        <w:rPr>
+          <w:vertAlign w:val="subscript"/>
+        </w:rPr>
+        <w:t>μ</w:t>
+      </w:r>
+      <w:r>
+        <w:t>²). Lesson 44, Section 3.1, established that the coupling constant multiplying the interaction term depends only on a field's charge, and the muon carries the same charge −e as the electron, so the identical constant e, not a new muon-specific coupling, appears in its vertex factor.</w:t>
       </w:r>
     </w:p>
     <w:p>
@@ -2709,55 +4916,12 @@
         <w:pStyle w:val="Heading2"/>
       </w:pPr>
       <w:r>
-        <w:t>Mastery checklist</w:t>
+        <w:t>Mastery check</w:t>
       </w:r>
     </w:p>
     <w:p>
-      <w:pPr>
-        <w:pStyle w:val="ListBullet"/>
-      </w:pPr>
-      <w:r>
-        <w:t>I can state all six external-line factors: u, ū, v̄, v, and ε (incoming and outgoing).</w:t>
-      </w:r>
-    </w:p>
-    <w:p>
-      <w:pPr>
-        <w:pStyle w:val="ListBullet"/>
-      </w:pPr>
-      <w:r>
-        <w:t>I can derive the positron factors by conjugating the Dirac field's mode expansion and explain the ψ/ψ̄ role reversal.</w:t>
-      </w:r>
-    </w:p>
-    <w:p>
-      <w:pPr>
-        <w:pStyle w:val="ListBullet"/>
-      </w:pPr>
-      <w:r>
-        <w:t>I can derive the outgoing-photon factor from the creation piece of A_μ's mode expansion.</w:t>
-      </w:r>
-    </w:p>
-    <w:p>
-      <w:pPr>
-        <w:pStyle w:val="ListBullet"/>
-      </w:pPr>
-      <w:r>
-        <w:t>I can state and apply the fermion-flow placement rule (barred spinor left, unbarred spinor right).</w:t>
-      </w:r>
-    </w:p>
-    <w:p>
-      <w:pPr>
-        <w:pStyle w:val="ListBullet"/>
-      </w:pPr>
-      <w:r>
-        <w:t>I can assemble a single-vertex amplitude for a process involving a positron and explain why it is not yet a complete physical process.</w:t>
-      </w:r>
-    </w:p>
-    <w:p>
-      <w:pPr>
-        <w:pStyle w:val="ListBullet"/>
-      </w:pPr>
-      <w:r>
-        <w:t>I can explain why the same coupling e appears in every leg combination.</w:t>
+      <w:r>
+        <w:t>Before moving on, do the Core exercises without looking at the solutions and state this lesson's main result from memory. If both go smoothly, continue; if not, reread the sections the missed exercises cite.</w:t>
       </w:r>
     </w:p>
     <w:p>
@@ -2809,7 +4973,7 @@
         <w:color w:val="5A5A5A"/>
         <w:sz w:val="16"/>
       </w:rPr>
-      <w:t>QED Course   Lesson 49</w:t>
+      <w:t>A QED Course   Lesson 49</w:t>
     </w:r>
   </w:p>
 </w:hdr>
